--- a/docs/AI_Coding说明.docx
+++ b/docs/AI_Coding说明.docx
@@ -6,20 +6,27 @@
       <w:pPr>
         <w:pStyle w:val="aa"/>
         <w:rPr>
-          <w:lang w:eastAsia="zh-CN"/>
+          <w:color w:val="auto"/>
         </w:rPr>
       </w:pPr>
       <w:r>
         <w:rPr>
-          <w:color w:val="1A1A2E"/>
-          <w:lang w:eastAsia="zh-CN"/>
+          <w:rFonts w:ascii="微软雅黑" w:hAnsi="微软雅黑"/>
+          <w:color w:val="auto"/>
         </w:rPr>
-        <w:t xml:space="preserve">AI </w:t>
+        <w:t>知途</w:t>
       </w:r>
       <w:r>
         <w:rPr>
-          <w:color w:val="1A1A2E"/>
-          <w:lang w:eastAsia="zh-CN"/>
+          <w:rFonts w:ascii="微软雅黑" w:hAnsi="微软雅黑"/>
+          <w:color w:val="auto"/>
+        </w:rPr>
+        <w:t xml:space="preserve"> — AI </w:t>
+      </w:r>
+      <w:r>
+        <w:rPr>
+          <w:rFonts w:ascii="微软雅黑" w:hAnsi="微软雅黑"/>
+          <w:color w:val="auto"/>
         </w:rPr>
         <w:t>辅助编程说明</w:t>
       </w:r>
@@ -27,15 +34,12 @@
     <w:p>
       <w:pPr>
         <w:rPr>
-          <w:rFonts w:ascii="宋体" w:eastAsia="宋体" w:hAnsi="宋体" w:hint="eastAsia"/>
-          <w:lang w:eastAsia="zh-CN"/>
+          <w:rFonts w:ascii="黑体" w:eastAsia="黑体" w:hAnsi="黑体" w:hint="eastAsia"/>
         </w:rPr>
       </w:pPr>
       <w:r>
         <w:rPr>
-          <w:rFonts w:ascii="宋体" w:eastAsia="宋体" w:hAnsi="宋体"/>
-          <w:sz w:val="20"/>
-          <w:lang w:eastAsia="zh-CN"/>
+          <w:rFonts w:ascii="黑体" w:eastAsia="黑体" w:hAnsi="黑体"/>
         </w:rPr>
         <w:t>第十五届"中国软件杯"大学生软件设计大赛 A3 赛题</w:t>
       </w:r>
@@ -43,50 +47,1118 @@
     <w:p>
       <w:pPr>
         <w:rPr>
-          <w:rFonts w:ascii="宋体" w:eastAsia="宋体" w:hAnsi="宋体" w:hint="eastAsia"/>
-          <w:lang w:eastAsia="zh-CN"/>
+          <w:rFonts w:ascii="黑体" w:eastAsia="黑体" w:hAnsi="黑体" w:hint="eastAsia"/>
         </w:rPr>
       </w:pPr>
       <w:r>
         <w:rPr>
-          <w:rFonts w:ascii="宋体" w:eastAsia="宋体" w:hAnsi="宋体"/>
-          <w:sz w:val="20"/>
-          <w:lang w:eastAsia="zh-CN"/>
+          <w:rFonts w:ascii="黑体" w:eastAsia="黑体" w:hAnsi="黑体"/>
         </w:rPr>
-        <w:t>项目：智学 — 基于大模型的多智能体个性化学习资源生成与学习辅导系统</w:t>
+        <w:t>项目：知途 — 基于大模型的多智能体个性化学习资源生成与学习辅导系统</w:t>
       </w:r>
-    </w:p>
-    <w:p>
-      <w:pPr>
-        <w:rPr>
-          <w:rFonts w:ascii="宋体" w:eastAsia="宋体" w:hAnsi="宋体" w:hint="eastAsia"/>
-          <w:lang w:eastAsia="zh-CN"/>
-        </w:rPr>
-      </w:pPr>
     </w:p>
     <w:p>
       <w:pPr>
         <w:pStyle w:val="1"/>
         <w:rPr>
-          <w:rFonts w:ascii="宋体" w:eastAsia="宋体" w:hAnsi="宋体"/>
-          <w:b w:val="0"/>
-          <w:bCs w:val="0"/>
+          <w:rFonts w:ascii="黑体" w:eastAsia="黑体" w:hAnsi="黑体"/>
+          <w:color w:val="auto"/>
         </w:rPr>
       </w:pPr>
       <w:r>
         <w:rPr>
-          <w:rFonts w:ascii="宋体" w:eastAsia="宋体" w:hAnsi="宋体"/>
-          <w:b w:val="0"/>
-          <w:bCs w:val="0"/>
-          <w:color w:val="1A1A2E"/>
+          <w:rFonts w:ascii="黑体" w:eastAsia="黑体" w:hAnsi="黑体"/>
+          <w:color w:val="auto"/>
         </w:rPr>
         <w:t>一、使用的 AI 工具</w:t>
       </w:r>
     </w:p>
     <w:tbl>
       <w:tblPr>
-        <w:tblStyle w:val="-11"/>
+        <w:tblStyle w:val="aff1"/>
         <w:tblW w:w="0" w:type="auto"/>
+        <w:jc w:val="center"/>
+        <w:tblLook w:val="04A0" w:firstRow="1" w:lastRow="0" w:firstColumn="1" w:lastColumn="0" w:noHBand="0" w:noVBand="1"/>
+      </w:tblPr>
+      <w:tblGrid>
+        <w:gridCol w:w="2880"/>
+        <w:gridCol w:w="2880"/>
+        <w:gridCol w:w="2880"/>
+      </w:tblGrid>
+      <w:tr>
+        <w:trPr>
+          <w:jc w:val="center"/>
+        </w:trPr>
+        <w:tc>
+          <w:tcPr>
+            <w:tcW w:w="2880" w:type="dxa"/>
+          </w:tcPr>
+          <w:p>
+            <w:pPr>
+              <w:rPr>
+                <w:rFonts w:ascii="黑体" w:eastAsia="黑体" w:hAnsi="黑体" w:hint="eastAsia"/>
+                <w:szCs w:val="32"/>
+              </w:rPr>
+            </w:pPr>
+            <w:r>
+              <w:rPr>
+                <w:rFonts w:ascii="黑体" w:eastAsia="黑体" w:hAnsi="黑体"/>
+                <w:b/>
+                <w:szCs w:val="32"/>
+              </w:rPr>
+              <w:t>工具名称</w:t>
+            </w:r>
+          </w:p>
+        </w:tc>
+        <w:tc>
+          <w:tcPr>
+            <w:tcW w:w="2880" w:type="dxa"/>
+          </w:tcPr>
+          <w:p>
+            <w:pPr>
+              <w:rPr>
+                <w:rFonts w:ascii="黑体" w:eastAsia="黑体" w:hAnsi="黑体" w:hint="eastAsia"/>
+                <w:szCs w:val="32"/>
+              </w:rPr>
+            </w:pPr>
+            <w:r>
+              <w:rPr>
+                <w:rFonts w:ascii="黑体" w:eastAsia="黑体" w:hAnsi="黑体"/>
+                <w:b/>
+                <w:szCs w:val="32"/>
+              </w:rPr>
+              <w:t>用途</w:t>
+            </w:r>
+          </w:p>
+        </w:tc>
+        <w:tc>
+          <w:tcPr>
+            <w:tcW w:w="2880" w:type="dxa"/>
+          </w:tcPr>
+          <w:p>
+            <w:pPr>
+              <w:rPr>
+                <w:rFonts w:ascii="黑体" w:eastAsia="黑体" w:hAnsi="黑体" w:hint="eastAsia"/>
+                <w:szCs w:val="32"/>
+              </w:rPr>
+            </w:pPr>
+            <w:r>
+              <w:rPr>
+                <w:rFonts w:ascii="黑体" w:eastAsia="黑体" w:hAnsi="黑体"/>
+                <w:b/>
+                <w:szCs w:val="32"/>
+              </w:rPr>
+              <w:t>使用频率</w:t>
+            </w:r>
+          </w:p>
+        </w:tc>
+      </w:tr>
+      <w:tr>
+        <w:trPr>
+          <w:jc w:val="center"/>
+        </w:trPr>
+        <w:tc>
+          <w:tcPr>
+            <w:tcW w:w="2880" w:type="dxa"/>
+          </w:tcPr>
+          <w:p>
+            <w:pPr>
+              <w:rPr>
+                <w:rFonts w:ascii="黑体" w:eastAsia="黑体" w:hAnsi="黑体" w:hint="eastAsia"/>
+                <w:szCs w:val="32"/>
+              </w:rPr>
+            </w:pPr>
+            <w:r>
+              <w:rPr>
+                <w:rFonts w:ascii="黑体" w:eastAsia="黑体" w:hAnsi="黑体"/>
+                <w:szCs w:val="32"/>
+              </w:rPr>
+              <w:t>Claude Code (Anthropic)</w:t>
+            </w:r>
+          </w:p>
+        </w:tc>
+        <w:tc>
+          <w:tcPr>
+            <w:tcW w:w="2880" w:type="dxa"/>
+          </w:tcPr>
+          <w:p>
+            <w:pPr>
+              <w:rPr>
+                <w:rFonts w:ascii="黑体" w:eastAsia="黑体" w:hAnsi="黑体" w:hint="eastAsia"/>
+                <w:szCs w:val="32"/>
+              </w:rPr>
+            </w:pPr>
+            <w:r>
+              <w:rPr>
+                <w:rFonts w:ascii="黑体" w:eastAsia="黑体" w:hAnsi="黑体"/>
+                <w:szCs w:val="32"/>
+              </w:rPr>
+              <w:t>代码编写、调试、重构、文档生成</w:t>
+            </w:r>
+          </w:p>
+        </w:tc>
+        <w:tc>
+          <w:tcPr>
+            <w:tcW w:w="2880" w:type="dxa"/>
+          </w:tcPr>
+          <w:p>
+            <w:pPr>
+              <w:rPr>
+                <w:rFonts w:ascii="黑体" w:eastAsia="黑体" w:hAnsi="黑体" w:hint="eastAsia"/>
+                <w:szCs w:val="32"/>
+              </w:rPr>
+            </w:pPr>
+            <w:r>
+              <w:rPr>
+                <w:rFonts w:ascii="黑体" w:eastAsia="黑体" w:hAnsi="黑体"/>
+                <w:szCs w:val="32"/>
+              </w:rPr>
+              <w:t>全程使用</w:t>
+            </w:r>
+          </w:p>
+        </w:tc>
+      </w:tr>
+      <w:tr>
+        <w:trPr>
+          <w:jc w:val="center"/>
+        </w:trPr>
+        <w:tc>
+          <w:tcPr>
+            <w:tcW w:w="2880" w:type="dxa"/>
+          </w:tcPr>
+          <w:p>
+            <w:pPr>
+              <w:rPr>
+                <w:rFonts w:ascii="黑体" w:eastAsia="黑体" w:hAnsi="黑体" w:hint="eastAsia"/>
+                <w:szCs w:val="32"/>
+              </w:rPr>
+            </w:pPr>
+            <w:r>
+              <w:rPr>
+                <w:rFonts w:ascii="黑体" w:eastAsia="黑体" w:hAnsi="黑体"/>
+                <w:szCs w:val="32"/>
+              </w:rPr>
+              <w:t>Cursor IDE</w:t>
+            </w:r>
+          </w:p>
+        </w:tc>
+        <w:tc>
+          <w:tcPr>
+            <w:tcW w:w="2880" w:type="dxa"/>
+          </w:tcPr>
+          <w:p>
+            <w:pPr>
+              <w:rPr>
+                <w:rFonts w:ascii="黑体" w:eastAsia="黑体" w:hAnsi="黑体" w:hint="eastAsia"/>
+                <w:szCs w:val="32"/>
+              </w:rPr>
+            </w:pPr>
+            <w:r>
+              <w:rPr>
+                <w:rFonts w:ascii="黑体" w:eastAsia="黑体" w:hAnsi="黑体"/>
+                <w:szCs w:val="32"/>
+              </w:rPr>
+              <w:t>代码补全、快速原型</w:t>
+            </w:r>
+          </w:p>
+        </w:tc>
+        <w:tc>
+          <w:tcPr>
+            <w:tcW w:w="2880" w:type="dxa"/>
+          </w:tcPr>
+          <w:p>
+            <w:pPr>
+              <w:rPr>
+                <w:rFonts w:ascii="黑体" w:eastAsia="黑体" w:hAnsi="黑体" w:hint="eastAsia"/>
+                <w:szCs w:val="32"/>
+              </w:rPr>
+            </w:pPr>
+            <w:r>
+              <w:rPr>
+                <w:rFonts w:ascii="黑体" w:eastAsia="黑体" w:hAnsi="黑体"/>
+                <w:szCs w:val="32"/>
+              </w:rPr>
+              <w:t>辅助使用</w:t>
+            </w:r>
+          </w:p>
+        </w:tc>
+      </w:tr>
+    </w:tbl>
+    <w:p>
+      <w:pPr>
+        <w:pStyle w:val="1"/>
+        <w:rPr>
+          <w:rFonts w:ascii="黑体" w:eastAsia="黑体" w:hAnsi="黑体"/>
+          <w:color w:val="auto"/>
+        </w:rPr>
+      </w:pPr>
+      <w:r>
+        <w:rPr>
+          <w:rFonts w:ascii="黑体" w:eastAsia="黑体" w:hAnsi="黑体"/>
+          <w:color w:val="auto"/>
+        </w:rPr>
+        <w:t>二、AI 辅助的具体环节</w:t>
+      </w:r>
+    </w:p>
+    <w:p>
+      <w:pPr>
+        <w:rPr>
+          <w:rFonts w:ascii="黑体" w:eastAsia="黑体" w:hAnsi="黑体" w:hint="eastAsia"/>
+        </w:rPr>
+      </w:pPr>
+      <w:r>
+        <w:rPr>
+          <w:rFonts w:ascii="黑体" w:eastAsia="黑体" w:hAnsi="黑体"/>
+          <w:b/>
+        </w:rPr>
+        <w:t>2.1 代码编写</w:t>
+      </w:r>
+    </w:p>
+    <w:tbl>
+      <w:tblPr>
+        <w:tblStyle w:val="aff1"/>
+        <w:tblW w:w="0" w:type="auto"/>
+        <w:jc w:val="center"/>
+        <w:tblLook w:val="04A0" w:firstRow="1" w:lastRow="0" w:firstColumn="1" w:lastColumn="0" w:noHBand="0" w:noVBand="1"/>
+      </w:tblPr>
+      <w:tblGrid>
+        <w:gridCol w:w="2880"/>
+        <w:gridCol w:w="2880"/>
+        <w:gridCol w:w="2880"/>
+      </w:tblGrid>
+      <w:tr>
+        <w:trPr>
+          <w:jc w:val="center"/>
+        </w:trPr>
+        <w:tc>
+          <w:tcPr>
+            <w:tcW w:w="2880" w:type="dxa"/>
+          </w:tcPr>
+          <w:p>
+            <w:pPr>
+              <w:rPr>
+                <w:rFonts w:ascii="黑体" w:eastAsia="黑体" w:hAnsi="黑体" w:hint="eastAsia"/>
+                <w:szCs w:val="32"/>
+              </w:rPr>
+            </w:pPr>
+            <w:r>
+              <w:rPr>
+                <w:rFonts w:ascii="黑体" w:eastAsia="黑体" w:hAnsi="黑体"/>
+                <w:b/>
+                <w:szCs w:val="32"/>
+              </w:rPr>
+              <w:t>模块</w:t>
+            </w:r>
+          </w:p>
+        </w:tc>
+        <w:tc>
+          <w:tcPr>
+            <w:tcW w:w="2880" w:type="dxa"/>
+          </w:tcPr>
+          <w:p>
+            <w:pPr>
+              <w:rPr>
+                <w:rFonts w:ascii="黑体" w:eastAsia="黑体" w:hAnsi="黑体" w:hint="eastAsia"/>
+                <w:szCs w:val="32"/>
+              </w:rPr>
+            </w:pPr>
+            <w:r>
+              <w:rPr>
+                <w:rFonts w:ascii="黑体" w:eastAsia="黑体" w:hAnsi="黑体"/>
+                <w:b/>
+                <w:szCs w:val="32"/>
+              </w:rPr>
+              <w:t>AI辅助内容</w:t>
+            </w:r>
+          </w:p>
+        </w:tc>
+        <w:tc>
+          <w:tcPr>
+            <w:tcW w:w="2880" w:type="dxa"/>
+          </w:tcPr>
+          <w:p>
+            <w:pPr>
+              <w:rPr>
+                <w:rFonts w:ascii="黑体" w:eastAsia="黑体" w:hAnsi="黑体" w:hint="eastAsia"/>
+                <w:szCs w:val="32"/>
+              </w:rPr>
+            </w:pPr>
+            <w:r>
+              <w:rPr>
+                <w:rFonts w:ascii="黑体" w:eastAsia="黑体" w:hAnsi="黑体"/>
+                <w:b/>
+                <w:szCs w:val="32"/>
+              </w:rPr>
+              <w:t>人工修改内容</w:t>
+            </w:r>
+          </w:p>
+        </w:tc>
+      </w:tr>
+      <w:tr>
+        <w:trPr>
+          <w:jc w:val="center"/>
+        </w:trPr>
+        <w:tc>
+          <w:tcPr>
+            <w:tcW w:w="2880" w:type="dxa"/>
+          </w:tcPr>
+          <w:p>
+            <w:pPr>
+              <w:rPr>
+                <w:rFonts w:ascii="黑体" w:eastAsia="黑体" w:hAnsi="黑体" w:hint="eastAsia"/>
+                <w:szCs w:val="32"/>
+              </w:rPr>
+            </w:pPr>
+            <w:r>
+              <w:rPr>
+                <w:rFonts w:ascii="黑体" w:eastAsia="黑体" w:hAnsi="黑体"/>
+                <w:szCs w:val="32"/>
+              </w:rPr>
+              <w:t>后端Agent系统</w:t>
+            </w:r>
+          </w:p>
+        </w:tc>
+        <w:tc>
+          <w:tcPr>
+            <w:tcW w:w="2880" w:type="dxa"/>
+          </w:tcPr>
+          <w:p>
+            <w:pPr>
+              <w:rPr>
+                <w:rFonts w:ascii="黑体" w:eastAsia="黑体" w:hAnsi="黑体" w:hint="eastAsia"/>
+                <w:szCs w:val="32"/>
+              </w:rPr>
+            </w:pPr>
+            <w:r>
+              <w:rPr>
+                <w:rFonts w:ascii="黑体" w:eastAsia="黑体" w:hAnsi="黑体"/>
+                <w:szCs w:val="32"/>
+              </w:rPr>
+              <w:t>BaseAgent基类结构、Orchestrator路由逻辑、各Agent system_prompt初稿</w:t>
+            </w:r>
+          </w:p>
+        </w:tc>
+        <w:tc>
+          <w:tcPr>
+            <w:tcW w:w="2880" w:type="dxa"/>
+          </w:tcPr>
+          <w:p>
+            <w:pPr>
+              <w:rPr>
+                <w:rFonts w:ascii="黑体" w:eastAsia="黑体" w:hAnsi="黑体" w:hint="eastAsia"/>
+                <w:szCs w:val="32"/>
+              </w:rPr>
+            </w:pPr>
+            <w:r>
+              <w:rPr>
+                <w:rFonts w:ascii="黑体" w:eastAsia="黑体" w:hAnsi="黑体"/>
+                <w:szCs w:val="32"/>
+              </w:rPr>
+              <w:t>调整Prompt策略、优化意图分类规则、调优temperature参数</w:t>
+            </w:r>
+          </w:p>
+        </w:tc>
+      </w:tr>
+      <w:tr>
+        <w:trPr>
+          <w:jc w:val="center"/>
+        </w:trPr>
+        <w:tc>
+          <w:tcPr>
+            <w:tcW w:w="2880" w:type="dxa"/>
+          </w:tcPr>
+          <w:p>
+            <w:pPr>
+              <w:rPr>
+                <w:rFonts w:ascii="黑体" w:eastAsia="黑体" w:hAnsi="黑体" w:hint="eastAsia"/>
+                <w:szCs w:val="32"/>
+              </w:rPr>
+            </w:pPr>
+            <w:r>
+              <w:rPr>
+                <w:rFonts w:ascii="黑体" w:eastAsia="黑体" w:hAnsi="黑体"/>
+                <w:szCs w:val="32"/>
+              </w:rPr>
+              <w:t>后端API层</w:t>
+            </w:r>
+          </w:p>
+        </w:tc>
+        <w:tc>
+          <w:tcPr>
+            <w:tcW w:w="2880" w:type="dxa"/>
+          </w:tcPr>
+          <w:p>
+            <w:pPr>
+              <w:rPr>
+                <w:rFonts w:ascii="黑体" w:eastAsia="黑体" w:hAnsi="黑体" w:hint="eastAsia"/>
+                <w:szCs w:val="32"/>
+              </w:rPr>
+            </w:pPr>
+            <w:r>
+              <w:rPr>
+                <w:rFonts w:ascii="黑体" w:eastAsia="黑体" w:hAnsi="黑体"/>
+                <w:szCs w:val="32"/>
+              </w:rPr>
+              <w:t>FastAPI路由结构、SSE流式输出、数据库CRUD</w:t>
+            </w:r>
+          </w:p>
+        </w:tc>
+        <w:tc>
+          <w:tcPr>
+            <w:tcW w:w="2880" w:type="dxa"/>
+          </w:tcPr>
+          <w:p>
+            <w:pPr>
+              <w:rPr>
+                <w:rFonts w:ascii="黑体" w:eastAsia="黑体" w:hAnsi="黑体" w:hint="eastAsia"/>
+                <w:szCs w:val="32"/>
+              </w:rPr>
+            </w:pPr>
+            <w:r>
+              <w:rPr>
+                <w:rFonts w:ascii="黑体" w:eastAsia="黑体" w:hAnsi="黑体"/>
+                <w:szCs w:val="32"/>
+              </w:rPr>
+              <w:t>添加分页逻辑、修复并发问题、优化错误处理</w:t>
+            </w:r>
+          </w:p>
+        </w:tc>
+      </w:tr>
+      <w:tr>
+        <w:trPr>
+          <w:jc w:val="center"/>
+        </w:trPr>
+        <w:tc>
+          <w:tcPr>
+            <w:tcW w:w="2880" w:type="dxa"/>
+          </w:tcPr>
+          <w:p>
+            <w:pPr>
+              <w:rPr>
+                <w:rFonts w:ascii="黑体" w:eastAsia="黑体" w:hAnsi="黑体" w:hint="eastAsia"/>
+                <w:szCs w:val="32"/>
+              </w:rPr>
+            </w:pPr>
+            <w:r>
+              <w:rPr>
+                <w:rFonts w:ascii="黑体" w:eastAsia="黑体" w:hAnsi="黑体"/>
+                <w:szCs w:val="32"/>
+              </w:rPr>
+              <w:t>前端组件</w:t>
+            </w:r>
+          </w:p>
+        </w:tc>
+        <w:tc>
+          <w:tcPr>
+            <w:tcW w:w="2880" w:type="dxa"/>
+          </w:tcPr>
+          <w:p>
+            <w:pPr>
+              <w:rPr>
+                <w:rFonts w:ascii="黑体" w:eastAsia="黑体" w:hAnsi="黑体" w:hint="eastAsia"/>
+                <w:szCs w:val="32"/>
+              </w:rPr>
+            </w:pPr>
+            <w:r>
+              <w:rPr>
+                <w:rFonts w:ascii="黑体" w:eastAsia="黑体" w:hAnsi="黑体"/>
+                <w:szCs w:val="32"/>
+              </w:rPr>
+              <w:t>Vue组件结构搭建、CSS样式初稿</w:t>
+            </w:r>
+          </w:p>
+        </w:tc>
+        <w:tc>
+          <w:tcPr>
+            <w:tcW w:w="2880" w:type="dxa"/>
+          </w:tcPr>
+          <w:p>
+            <w:pPr>
+              <w:rPr>
+                <w:rFonts w:ascii="黑体" w:eastAsia="黑体" w:hAnsi="黑体" w:hint="eastAsia"/>
+                <w:szCs w:val="32"/>
+              </w:rPr>
+            </w:pPr>
+            <w:r>
+              <w:rPr>
+                <w:rFonts w:ascii="黑体" w:eastAsia="黑体" w:hAnsi="黑体"/>
+                <w:szCs w:val="32"/>
+              </w:rPr>
+              <w:t>调整布局、优化交互细节、适配深色主题</w:t>
+            </w:r>
+          </w:p>
+        </w:tc>
+      </w:tr>
+      <w:tr>
+        <w:trPr>
+          <w:jc w:val="center"/>
+        </w:trPr>
+        <w:tc>
+          <w:tcPr>
+            <w:tcW w:w="2880" w:type="dxa"/>
+          </w:tcPr>
+          <w:p>
+            <w:pPr>
+              <w:rPr>
+                <w:rFonts w:ascii="黑体" w:eastAsia="黑体" w:hAnsi="黑体" w:hint="eastAsia"/>
+                <w:szCs w:val="32"/>
+              </w:rPr>
+            </w:pPr>
+            <w:r>
+              <w:rPr>
+                <w:rFonts w:ascii="黑体" w:eastAsia="黑体" w:hAnsi="黑体"/>
+                <w:szCs w:val="32"/>
+              </w:rPr>
+              <w:t>工具模块</w:t>
+            </w:r>
+          </w:p>
+        </w:tc>
+        <w:tc>
+          <w:tcPr>
+            <w:tcW w:w="2880" w:type="dxa"/>
+          </w:tcPr>
+          <w:p>
+            <w:pPr>
+              <w:rPr>
+                <w:rFonts w:ascii="黑体" w:eastAsia="黑体" w:hAnsi="黑体" w:hint="eastAsia"/>
+                <w:szCs w:val="32"/>
+              </w:rPr>
+            </w:pPr>
+            <w:r>
+              <w:rPr>
+                <w:rFonts w:ascii="黑体" w:eastAsia="黑体" w:hAnsi="黑体"/>
+                <w:szCs w:val="32"/>
+              </w:rPr>
+              <w:t>pptx_builder PPT生成、safety/filter安全过滤、knowledge_base RAG检索</w:t>
+            </w:r>
+          </w:p>
+        </w:tc>
+        <w:tc>
+          <w:tcPr>
+            <w:tcW w:w="2880" w:type="dxa"/>
+          </w:tcPr>
+          <w:p>
+            <w:pPr>
+              <w:rPr>
+                <w:rFonts w:ascii="黑体" w:eastAsia="黑体" w:hAnsi="黑体" w:hint="eastAsia"/>
+                <w:szCs w:val="32"/>
+              </w:rPr>
+            </w:pPr>
+            <w:r>
+              <w:rPr>
+                <w:rFonts w:ascii="黑体" w:eastAsia="黑体" w:hAnsi="黑体"/>
+                <w:szCs w:val="32"/>
+              </w:rPr>
+              <w:t>调优安全词库、优化检索逻辑、修复渲染兼容性</w:t>
+            </w:r>
+          </w:p>
+        </w:tc>
+      </w:tr>
+    </w:tbl>
+    <w:p>
+      <w:pPr>
+        <w:rPr>
+          <w:rFonts w:ascii="黑体" w:eastAsia="黑体" w:hAnsi="黑体" w:hint="eastAsia"/>
+        </w:rPr>
+      </w:pPr>
+      <w:r>
+        <w:rPr>
+          <w:rFonts w:ascii="黑体" w:eastAsia="黑体" w:hAnsi="黑体"/>
+          <w:b/>
+        </w:rPr>
+        <w:t>2.2 调试与问题修复</w:t>
+      </w:r>
+    </w:p>
+    <w:tbl>
+      <w:tblPr>
+        <w:tblStyle w:val="aff1"/>
+        <w:tblW w:w="0" w:type="auto"/>
+        <w:jc w:val="center"/>
+        <w:tblLook w:val="04A0" w:firstRow="1" w:lastRow="0" w:firstColumn="1" w:lastColumn="0" w:noHBand="0" w:noVBand="1"/>
+      </w:tblPr>
+      <w:tblGrid>
+        <w:gridCol w:w="2880"/>
+        <w:gridCol w:w="2880"/>
+        <w:gridCol w:w="2880"/>
+      </w:tblGrid>
+      <w:tr>
+        <w:trPr>
+          <w:jc w:val="center"/>
+        </w:trPr>
+        <w:tc>
+          <w:tcPr>
+            <w:tcW w:w="2880" w:type="dxa"/>
+          </w:tcPr>
+          <w:p>
+            <w:pPr>
+              <w:rPr>
+                <w:rFonts w:ascii="黑体" w:eastAsia="黑体" w:hAnsi="黑体" w:hint="eastAsia"/>
+                <w:szCs w:val="32"/>
+              </w:rPr>
+            </w:pPr>
+            <w:r>
+              <w:rPr>
+                <w:rFonts w:ascii="黑体" w:eastAsia="黑体" w:hAnsi="黑体"/>
+                <w:b/>
+                <w:szCs w:val="32"/>
+              </w:rPr>
+              <w:t>问题</w:t>
+            </w:r>
+          </w:p>
+        </w:tc>
+        <w:tc>
+          <w:tcPr>
+            <w:tcW w:w="2880" w:type="dxa"/>
+          </w:tcPr>
+          <w:p>
+            <w:pPr>
+              <w:rPr>
+                <w:rFonts w:ascii="黑体" w:eastAsia="黑体" w:hAnsi="黑体" w:hint="eastAsia"/>
+                <w:szCs w:val="32"/>
+              </w:rPr>
+            </w:pPr>
+            <w:r>
+              <w:rPr>
+                <w:rFonts w:ascii="黑体" w:eastAsia="黑体" w:hAnsi="黑体"/>
+                <w:b/>
+                <w:szCs w:val="32"/>
+              </w:rPr>
+              <w:t>AI辅助方式</w:t>
+            </w:r>
+          </w:p>
+        </w:tc>
+        <w:tc>
+          <w:tcPr>
+            <w:tcW w:w="2880" w:type="dxa"/>
+          </w:tcPr>
+          <w:p>
+            <w:pPr>
+              <w:rPr>
+                <w:rFonts w:ascii="黑体" w:eastAsia="黑体" w:hAnsi="黑体" w:hint="eastAsia"/>
+                <w:szCs w:val="32"/>
+              </w:rPr>
+            </w:pPr>
+            <w:r>
+              <w:rPr>
+                <w:rFonts w:ascii="黑体" w:eastAsia="黑体" w:hAnsi="黑体"/>
+                <w:b/>
+                <w:szCs w:val="32"/>
+              </w:rPr>
+              <w:t>最终方案</w:t>
+            </w:r>
+          </w:p>
+        </w:tc>
+      </w:tr>
+      <w:tr>
+        <w:trPr>
+          <w:jc w:val="center"/>
+        </w:trPr>
+        <w:tc>
+          <w:tcPr>
+            <w:tcW w:w="2880" w:type="dxa"/>
+          </w:tcPr>
+          <w:p>
+            <w:pPr>
+              <w:rPr>
+                <w:rFonts w:ascii="黑体" w:eastAsia="黑体" w:hAnsi="黑体" w:hint="eastAsia"/>
+                <w:szCs w:val="32"/>
+              </w:rPr>
+            </w:pPr>
+            <w:r>
+              <w:rPr>
+                <w:rFonts w:ascii="黑体" w:eastAsia="黑体" w:hAnsi="黑体"/>
+                <w:szCs w:val="32"/>
+              </w:rPr>
+              <w:t>SSE流式输出元数据泄露</w:t>
+            </w:r>
+          </w:p>
+        </w:tc>
+        <w:tc>
+          <w:tcPr>
+            <w:tcW w:w="2880" w:type="dxa"/>
+          </w:tcPr>
+          <w:p>
+            <w:pPr>
+              <w:rPr>
+                <w:rFonts w:ascii="黑体" w:eastAsia="黑体" w:hAnsi="黑体" w:hint="eastAsia"/>
+                <w:szCs w:val="32"/>
+              </w:rPr>
+            </w:pPr>
+            <w:r>
+              <w:rPr>
+                <w:rFonts w:ascii="黑体" w:eastAsia="黑体" w:hAnsi="黑体"/>
+                <w:szCs w:val="32"/>
+              </w:rPr>
+              <w:t>AI定位chunk过滤逻辑缺陷</w:t>
+            </w:r>
+          </w:p>
+        </w:tc>
+        <w:tc>
+          <w:tcPr>
+            <w:tcW w:w="2880" w:type="dxa"/>
+          </w:tcPr>
+          <w:p>
+            <w:pPr>
+              <w:rPr>
+                <w:rFonts w:ascii="黑体" w:eastAsia="黑体" w:hAnsi="黑体" w:hint="eastAsia"/>
+                <w:szCs w:val="32"/>
+              </w:rPr>
+            </w:pPr>
+            <w:r>
+              <w:rPr>
+                <w:rFonts w:ascii="黑体" w:eastAsia="黑体" w:hAnsi="黑体"/>
+                <w:szCs w:val="32"/>
+              </w:rPr>
+              <w:t>多层过滤：后端yield时+前端接收时双重清理</w:t>
+            </w:r>
+          </w:p>
+        </w:tc>
+      </w:tr>
+      <w:tr>
+        <w:trPr>
+          <w:jc w:val="center"/>
+        </w:trPr>
+        <w:tc>
+          <w:tcPr>
+            <w:tcW w:w="2880" w:type="dxa"/>
+          </w:tcPr>
+          <w:p>
+            <w:pPr>
+              <w:rPr>
+                <w:rFonts w:ascii="黑体" w:eastAsia="黑体" w:hAnsi="黑体" w:hint="eastAsia"/>
+                <w:szCs w:val="32"/>
+              </w:rPr>
+            </w:pPr>
+            <w:r>
+              <w:rPr>
+                <w:rFonts w:ascii="黑体" w:eastAsia="黑体" w:hAnsi="黑体"/>
+                <w:szCs w:val="32"/>
+              </w:rPr>
+              <w:t>Mermaid图表渲染失败</w:t>
+            </w:r>
+          </w:p>
+        </w:tc>
+        <w:tc>
+          <w:tcPr>
+            <w:tcW w:w="2880" w:type="dxa"/>
+          </w:tcPr>
+          <w:p>
+            <w:pPr>
+              <w:rPr>
+                <w:rFonts w:ascii="黑体" w:eastAsia="黑体" w:hAnsi="黑体" w:hint="eastAsia"/>
+                <w:szCs w:val="32"/>
+              </w:rPr>
+            </w:pPr>
+            <w:r>
+              <w:rPr>
+                <w:rFonts w:ascii="黑体" w:eastAsia="黑体" w:hAnsi="黑体"/>
+                <w:szCs w:val="32"/>
+              </w:rPr>
+              <w:t>AI分析v-html与DOM更新时序</w:t>
+            </w:r>
+          </w:p>
+        </w:tc>
+        <w:tc>
+          <w:tcPr>
+            <w:tcW w:w="2880" w:type="dxa"/>
+          </w:tcPr>
+          <w:p>
+            <w:pPr>
+              <w:rPr>
+                <w:rFonts w:ascii="黑体" w:eastAsia="黑体" w:hAnsi="黑体" w:hint="eastAsia"/>
+                <w:szCs w:val="32"/>
+              </w:rPr>
+            </w:pPr>
+            <w:r>
+              <w:rPr>
+                <w:rFonts w:ascii="黑体" w:eastAsia="黑体" w:hAnsi="黑体"/>
+                <w:szCs w:val="32"/>
+              </w:rPr>
+              <w:t>改用watch+轮询方案替代nextTick</w:t>
+            </w:r>
+          </w:p>
+        </w:tc>
+      </w:tr>
+      <w:tr>
+        <w:trPr>
+          <w:jc w:val="center"/>
+        </w:trPr>
+        <w:tc>
+          <w:tcPr>
+            <w:tcW w:w="2880" w:type="dxa"/>
+          </w:tcPr>
+          <w:p>
+            <w:pPr>
+              <w:rPr>
+                <w:rFonts w:ascii="黑体" w:eastAsia="黑体" w:hAnsi="黑体" w:hint="eastAsia"/>
+                <w:szCs w:val="32"/>
+              </w:rPr>
+            </w:pPr>
+            <w:r>
+              <w:rPr>
+                <w:rFonts w:ascii="黑体" w:eastAsia="黑体" w:hAnsi="黑体"/>
+                <w:szCs w:val="32"/>
+              </w:rPr>
+              <w:t>LaTeX误匹配中文内容</w:t>
+            </w:r>
+          </w:p>
+        </w:tc>
+        <w:tc>
+          <w:tcPr>
+            <w:tcW w:w="2880" w:type="dxa"/>
+          </w:tcPr>
+          <w:p>
+            <w:pPr>
+              <w:rPr>
+                <w:rFonts w:ascii="黑体" w:eastAsia="黑体" w:hAnsi="黑体" w:hint="eastAsia"/>
+                <w:szCs w:val="32"/>
+              </w:rPr>
+            </w:pPr>
+            <w:r>
+              <w:rPr>
+                <w:rFonts w:ascii="黑体" w:eastAsia="黑体" w:hAnsi="黑体"/>
+                <w:szCs w:val="32"/>
+              </w:rPr>
+              <w:t>AI分析正则匹配边界</w:t>
+            </w:r>
+          </w:p>
+        </w:tc>
+        <w:tc>
+          <w:tcPr>
+            <w:tcW w:w="2880" w:type="dxa"/>
+          </w:tcPr>
+          <w:p>
+            <w:pPr>
+              <w:rPr>
+                <w:rFonts w:ascii="黑体" w:eastAsia="黑体" w:hAnsi="黑体" w:hint="eastAsia"/>
+                <w:szCs w:val="32"/>
+              </w:rPr>
+            </w:pPr>
+            <w:r>
+              <w:rPr>
+                <w:rFonts w:ascii="黑体" w:eastAsia="黑体" w:hAnsi="黑体"/>
+                <w:szCs w:val="32"/>
+              </w:rPr>
+              <w:t>先提取mermaid占位再处理LaTeX，行内公式加严格正则</w:t>
+            </w:r>
+          </w:p>
+        </w:tc>
+      </w:tr>
+      <w:tr>
+        <w:trPr>
+          <w:jc w:val="center"/>
+        </w:trPr>
+        <w:tc>
+          <w:tcPr>
+            <w:tcW w:w="2880" w:type="dxa"/>
+          </w:tcPr>
+          <w:p>
+            <w:pPr>
+              <w:rPr>
+                <w:rFonts w:ascii="黑体" w:eastAsia="黑体" w:hAnsi="黑体" w:hint="eastAsia"/>
+                <w:szCs w:val="32"/>
+              </w:rPr>
+            </w:pPr>
+            <w:r>
+              <w:rPr>
+                <w:rFonts w:ascii="黑体" w:eastAsia="黑体" w:hAnsi="黑体"/>
+                <w:szCs w:val="32"/>
+              </w:rPr>
+              <w:t>聊天记录丢失</w:t>
+            </w:r>
+          </w:p>
+        </w:tc>
+        <w:tc>
+          <w:tcPr>
+            <w:tcW w:w="2880" w:type="dxa"/>
+          </w:tcPr>
+          <w:p>
+            <w:pPr>
+              <w:rPr>
+                <w:rFonts w:ascii="黑体" w:eastAsia="黑体" w:hAnsi="黑体" w:hint="eastAsia"/>
+                <w:szCs w:val="32"/>
+              </w:rPr>
+            </w:pPr>
+            <w:r>
+              <w:rPr>
+                <w:rFonts w:ascii="黑体" w:eastAsia="黑体" w:hAnsi="黑体"/>
+                <w:szCs w:val="32"/>
+              </w:rPr>
+              <w:t>AI分析SQL查询逻辑</w:t>
+            </w:r>
+          </w:p>
+        </w:tc>
+        <w:tc>
+          <w:tcPr>
+            <w:tcW w:w="2880" w:type="dxa"/>
+          </w:tcPr>
+          <w:p>
+            <w:pPr>
+              <w:rPr>
+                <w:rFonts w:ascii="黑体" w:eastAsia="黑体" w:hAnsi="黑体" w:hint="eastAsia"/>
+                <w:szCs w:val="32"/>
+              </w:rPr>
+            </w:pPr>
+            <w:r>
+              <w:rPr>
+                <w:rFonts w:ascii="黑体" w:eastAsia="黑体" w:hAnsi="黑体"/>
+                <w:szCs w:val="32"/>
+              </w:rPr>
+              <w:t>ORDER BY id DESC + reversed()实现最新N条分页</w:t>
+            </w:r>
+          </w:p>
+        </w:tc>
+      </w:tr>
+      <w:tr>
+        <w:trPr>
+          <w:jc w:val="center"/>
+        </w:trPr>
+        <w:tc>
+          <w:tcPr>
+            <w:tcW w:w="2880" w:type="dxa"/>
+          </w:tcPr>
+          <w:p>
+            <w:pPr>
+              <w:rPr>
+                <w:rFonts w:ascii="黑体" w:eastAsia="黑体" w:hAnsi="黑体" w:hint="eastAsia"/>
+                <w:szCs w:val="32"/>
+              </w:rPr>
+            </w:pPr>
+            <w:r>
+              <w:rPr>
+                <w:rFonts w:ascii="黑体" w:eastAsia="黑体" w:hAnsi="黑体"/>
+                <w:szCs w:val="32"/>
+              </w:rPr>
+              <w:lastRenderedPageBreak/>
+              <w:t>资源保存间歇性失败</w:t>
+            </w:r>
+          </w:p>
+        </w:tc>
+        <w:tc>
+          <w:tcPr>
+            <w:tcW w:w="2880" w:type="dxa"/>
+          </w:tcPr>
+          <w:p>
+            <w:pPr>
+              <w:rPr>
+                <w:rFonts w:ascii="黑体" w:eastAsia="黑体" w:hAnsi="黑体" w:hint="eastAsia"/>
+                <w:szCs w:val="32"/>
+              </w:rPr>
+            </w:pPr>
+            <w:r>
+              <w:rPr>
+                <w:rFonts w:ascii="黑体" w:eastAsia="黑体" w:hAnsi="黑体"/>
+                <w:szCs w:val="32"/>
+              </w:rPr>
+              <w:t>AI添加诊断日志定位</w:t>
+            </w:r>
+          </w:p>
+        </w:tc>
+        <w:tc>
+          <w:tcPr>
+            <w:tcW w:w="2880" w:type="dxa"/>
+          </w:tcPr>
+          <w:p>
+            <w:pPr>
+              <w:rPr>
+                <w:rFonts w:ascii="黑体" w:eastAsia="黑体" w:hAnsi="黑体" w:hint="eastAsia"/>
+                <w:szCs w:val="32"/>
+              </w:rPr>
+            </w:pPr>
+            <w:r>
+              <w:rPr>
+                <w:rFonts w:ascii="黑体" w:eastAsia="黑体" w:hAnsi="黑体"/>
+                <w:szCs w:val="32"/>
+              </w:rPr>
+              <w:t>改为await同步保存 + 重试机制</w:t>
+            </w:r>
+          </w:p>
+        </w:tc>
+      </w:tr>
+    </w:tbl>
+    <w:p>
+      <w:pPr>
+        <w:rPr>
+          <w:rFonts w:ascii="黑体" w:eastAsia="黑体" w:hAnsi="黑体" w:hint="eastAsia"/>
+        </w:rPr>
+      </w:pPr>
+      <w:r>
+        <w:rPr>
+          <w:rFonts w:ascii="黑体" w:eastAsia="黑体" w:hAnsi="黑体"/>
+          <w:b/>
+        </w:rPr>
+        <w:t>2.3 文档生成</w:t>
+      </w:r>
+    </w:p>
+    <w:p>
+      <w:pPr>
+        <w:rPr>
+          <w:rFonts w:ascii="黑体" w:eastAsia="黑体" w:hAnsi="黑体" w:hint="eastAsia"/>
+          <w:sz w:val="24"/>
+          <w:szCs w:val="24"/>
+        </w:rPr>
+      </w:pPr>
+      <w:r>
+        <w:rPr>
+          <w:rFonts w:ascii="黑体" w:eastAsia="黑体" w:hAnsi="黑体"/>
+          <w:sz w:val="24"/>
+          <w:szCs w:val="24"/>
+        </w:rPr>
+        <w:t>需求分析、系统设计、测试报告、用户手册四份文档由AI（Claude Code）辅助生成初稿，团队成员审核后根据实际项目情况进行修改和补充。</w:t>
+      </w:r>
+    </w:p>
+    <w:p>
+      <w:pPr>
+        <w:rPr>
+          <w:rFonts w:ascii="黑体" w:eastAsia="黑体" w:hAnsi="黑体" w:hint="eastAsia"/>
+        </w:rPr>
+      </w:pPr>
+      <w:r>
+        <w:rPr>
+          <w:rFonts w:ascii="黑体" w:eastAsia="黑体" w:hAnsi="黑体"/>
+          <w:b/>
+        </w:rPr>
+        <w:t>2.4 设计参考</w:t>
+      </w:r>
+    </w:p>
+    <w:p>
+      <w:pPr>
+        <w:rPr>
+          <w:rFonts w:ascii="黑体" w:eastAsia="黑体" w:hAnsi="黑体" w:hint="eastAsia"/>
+          <w:sz w:val="24"/>
+          <w:szCs w:val="24"/>
+        </w:rPr>
+      </w:pPr>
+      <w:r>
+        <w:rPr>
+          <w:rFonts w:ascii="黑体" w:eastAsia="黑体" w:hAnsi="黑体"/>
+          <w:sz w:val="24"/>
+          <w:szCs w:val="24"/>
+        </w:rPr>
+        <w:t>前端深色主题配色参考Together AI设计系统，由AI辅助提取CSS变量并适配到项目中。</w:t>
+      </w:r>
+    </w:p>
+    <w:p>
+      <w:pPr>
+        <w:pStyle w:val="1"/>
+        <w:rPr>
+          <w:rFonts w:ascii="黑体" w:eastAsia="黑体" w:hAnsi="黑体"/>
+          <w:color w:val="auto"/>
+        </w:rPr>
+      </w:pPr>
+      <w:r>
+        <w:rPr>
+          <w:rFonts w:ascii="黑体" w:eastAsia="黑体" w:hAnsi="黑体"/>
+          <w:color w:val="auto"/>
+        </w:rPr>
+        <w:t>三、人工主导的环节</w:t>
+      </w:r>
+    </w:p>
+    <w:tbl>
+      <w:tblPr>
+        <w:tblStyle w:val="aff1"/>
+        <w:tblW w:w="0" w:type="auto"/>
+        <w:jc w:val="center"/>
         <w:tblLook w:val="04A0" w:firstRow="1" w:lastRow="0" w:firstColumn="1" w:lastColumn="0" w:noHBand="0" w:noVBand="1"/>
       </w:tblPr>
       <w:tblGrid>
@@ -95,428 +1167,24 @@
       </w:tblGrid>
       <w:tr>
         <w:trPr>
-          <w:cnfStyle w:val="100000000000" w:firstRow="1" w:lastRow="0" w:firstColumn="0" w:lastColumn="0" w:oddVBand="0" w:evenVBand="0" w:oddHBand="0" w:evenHBand="0" w:firstRowFirstColumn="0" w:firstRowLastColumn="0" w:lastRowFirstColumn="0" w:lastRowLastColumn="0"/>
+          <w:jc w:val="center"/>
         </w:trPr>
-        <w:tc>
-          <w:tcPr>
-            <w:cnfStyle w:val="001000000000" w:firstRow="0" w:lastRow="0" w:firstColumn="1" w:lastColumn="0" w:oddVBand="0" w:evenVBand="0" w:oddHBand="0" w:evenHBand="0" w:firstRowFirstColumn="0" w:firstRowLastColumn="0" w:lastRowFirstColumn="0" w:lastRowLastColumn="0"/>
-            <w:tcW w:w="4320" w:type="dxa"/>
-          </w:tcPr>
-          <w:p>
-            <w:pPr>
-              <w:rPr>
-                <w:rFonts w:ascii="宋体" w:eastAsia="宋体" w:hAnsi="宋体" w:hint="eastAsia"/>
-                <w:b w:val="0"/>
-                <w:bCs w:val="0"/>
-              </w:rPr>
-            </w:pPr>
-            <w:r>
-              <w:rPr>
-                <w:rFonts w:ascii="宋体" w:eastAsia="宋体" w:hAnsi="宋体"/>
-                <w:b w:val="0"/>
-                <w:bCs w:val="0"/>
-              </w:rPr>
-              <w:t>工具</w:t>
-            </w:r>
-          </w:p>
-        </w:tc>
         <w:tc>
           <w:tcPr>
             <w:tcW w:w="4320" w:type="dxa"/>
           </w:tcPr>
           <w:p>
             <w:pPr>
-              <w:cnfStyle w:val="100000000000" w:firstRow="1" w:lastRow="0" w:firstColumn="0" w:lastColumn="0" w:oddVBand="0" w:evenVBand="0" w:oddHBand="0" w:evenHBand="0" w:firstRowFirstColumn="0" w:firstRowLastColumn="0" w:lastRowFirstColumn="0" w:lastRowLastColumn="0"/>
-              <w:rPr>
-                <w:rFonts w:ascii="宋体" w:eastAsia="宋体" w:hAnsi="宋体" w:hint="eastAsia"/>
-                <w:b w:val="0"/>
-                <w:bCs w:val="0"/>
+              <w:rPr>
+                <w:rFonts w:ascii="黑体" w:eastAsia="黑体" w:hAnsi="黑体" w:hint="eastAsia"/>
+                <w:szCs w:val="32"/>
               </w:rPr>
             </w:pPr>
             <w:r>
               <w:rPr>
-                <w:rFonts w:ascii="宋体" w:eastAsia="宋体" w:hAnsi="宋体"/>
-                <w:b w:val="0"/>
-                <w:bCs w:val="0"/>
-              </w:rPr>
-              <w:t>用途</w:t>
-            </w:r>
-          </w:p>
-        </w:tc>
-      </w:tr>
-      <w:tr>
-        <w:trPr>
-          <w:cnfStyle w:val="000000100000" w:firstRow="0" w:lastRow="0" w:firstColumn="0" w:lastColumn="0" w:oddVBand="0" w:evenVBand="0" w:oddHBand="1" w:evenHBand="0" w:firstRowFirstColumn="0" w:firstRowLastColumn="0" w:lastRowFirstColumn="0" w:lastRowLastColumn="0"/>
-        </w:trPr>
-        <w:tc>
-          <w:tcPr>
-            <w:cnfStyle w:val="001000000000" w:firstRow="0" w:lastRow="0" w:firstColumn="1" w:lastColumn="0" w:oddVBand="0" w:evenVBand="0" w:oddHBand="0" w:evenHBand="0" w:firstRowFirstColumn="0" w:firstRowLastColumn="0" w:lastRowFirstColumn="0" w:lastRowLastColumn="0"/>
-            <w:tcW w:w="4320" w:type="dxa"/>
-          </w:tcPr>
-          <w:p>
-            <w:pPr>
-              <w:rPr>
-                <w:rFonts w:ascii="宋体" w:eastAsia="宋体" w:hAnsi="宋体" w:hint="eastAsia"/>
-                <w:b w:val="0"/>
-                <w:bCs w:val="0"/>
-              </w:rPr>
-            </w:pPr>
-            <w:r>
-              <w:rPr>
-                <w:rFonts w:ascii="宋体" w:eastAsia="宋体" w:hAnsi="宋体"/>
-                <w:b w:val="0"/>
-                <w:bCs w:val="0"/>
-              </w:rPr>
-              <w:t>Claude Code (Anthropic Claude Agent SDK)</w:t>
-            </w:r>
-          </w:p>
-        </w:tc>
-        <w:tc>
-          <w:tcPr>
-            <w:tcW w:w="4320" w:type="dxa"/>
-          </w:tcPr>
-          <w:p>
-            <w:pPr>
-              <w:cnfStyle w:val="000000100000" w:firstRow="0" w:lastRow="0" w:firstColumn="0" w:lastColumn="0" w:oddVBand="0" w:evenVBand="0" w:oddHBand="1" w:evenHBand="0" w:firstRowFirstColumn="0" w:firstRowLastColumn="0" w:lastRowFirstColumn="0" w:lastRowLastColumn="0"/>
-              <w:rPr>
-                <w:rFonts w:ascii="宋体" w:eastAsia="宋体" w:hAnsi="宋体" w:hint="eastAsia"/>
-                <w:lang w:eastAsia="zh-CN"/>
-              </w:rPr>
-            </w:pPr>
-            <w:r>
-              <w:rPr>
-                <w:rFonts w:ascii="宋体" w:eastAsia="宋体" w:hAnsi="宋体"/>
-                <w:lang w:eastAsia="zh-CN"/>
-              </w:rPr>
-              <w:t>代码编写、调试、重构、文档生成</w:t>
-            </w:r>
-          </w:p>
-        </w:tc>
-      </w:tr>
-      <w:tr>
-        <w:trPr>
-          <w:cnfStyle w:val="000000010000" w:firstRow="0" w:lastRow="0" w:firstColumn="0" w:lastColumn="0" w:oddVBand="0" w:evenVBand="0" w:oddHBand="0" w:evenHBand="1" w:firstRowFirstColumn="0" w:firstRowLastColumn="0" w:lastRowFirstColumn="0" w:lastRowLastColumn="0"/>
-        </w:trPr>
-        <w:tc>
-          <w:tcPr>
-            <w:cnfStyle w:val="001000000000" w:firstRow="0" w:lastRow="0" w:firstColumn="1" w:lastColumn="0" w:oddVBand="0" w:evenVBand="0" w:oddHBand="0" w:evenHBand="0" w:firstRowFirstColumn="0" w:firstRowLastColumn="0" w:lastRowFirstColumn="0" w:lastRowLastColumn="0"/>
-            <w:tcW w:w="4320" w:type="dxa"/>
-          </w:tcPr>
-          <w:p>
-            <w:pPr>
-              <w:rPr>
-                <w:rFonts w:ascii="宋体" w:eastAsia="宋体" w:hAnsi="宋体" w:hint="eastAsia"/>
-                <w:b w:val="0"/>
-                <w:bCs w:val="0"/>
-              </w:rPr>
-            </w:pPr>
-            <w:r>
-              <w:rPr>
-                <w:rFonts w:ascii="宋体" w:eastAsia="宋体" w:hAnsi="宋体"/>
-                <w:b w:val="0"/>
-                <w:bCs w:val="0"/>
-              </w:rPr>
-              <w:t>GitHub Copilot</w:t>
-            </w:r>
-          </w:p>
-        </w:tc>
-        <w:tc>
-          <w:tcPr>
-            <w:tcW w:w="4320" w:type="dxa"/>
-          </w:tcPr>
-          <w:p>
-            <w:pPr>
-              <w:cnfStyle w:val="000000010000" w:firstRow="0" w:lastRow="0" w:firstColumn="0" w:lastColumn="0" w:oddVBand="0" w:evenVBand="0" w:oddHBand="0" w:evenHBand="1" w:firstRowFirstColumn="0" w:firstRowLastColumn="0" w:lastRowFirstColumn="0" w:lastRowLastColumn="0"/>
-              <w:rPr>
-                <w:rFonts w:ascii="宋体" w:eastAsia="宋体" w:hAnsi="宋体" w:hint="eastAsia"/>
-              </w:rPr>
-            </w:pPr>
-            <w:r>
-              <w:rPr>
-                <w:rFonts w:ascii="宋体" w:eastAsia="宋体" w:hAnsi="宋体"/>
-              </w:rPr>
-              <w:t>代码补全辅助</w:t>
-            </w:r>
-          </w:p>
-        </w:tc>
-      </w:tr>
-    </w:tbl>
-    <w:p>
-      <w:pPr>
-        <w:rPr>
-          <w:rFonts w:ascii="宋体" w:eastAsia="宋体" w:hAnsi="宋体" w:hint="eastAsia"/>
-        </w:rPr>
-      </w:pPr>
-    </w:p>
-    <w:p>
-      <w:pPr>
-        <w:pStyle w:val="1"/>
-        <w:rPr>
-          <w:rFonts w:ascii="宋体" w:eastAsia="宋体" w:hAnsi="宋体"/>
-          <w:b w:val="0"/>
-          <w:bCs w:val="0"/>
-          <w:lang w:eastAsia="zh-CN"/>
-        </w:rPr>
-      </w:pPr>
-      <w:r>
-        <w:rPr>
-          <w:rFonts w:ascii="宋体" w:eastAsia="宋体" w:hAnsi="宋体"/>
-          <w:b w:val="0"/>
-          <w:bCs w:val="0"/>
-          <w:color w:val="1A1A2E"/>
-          <w:lang w:eastAsia="zh-CN"/>
-        </w:rPr>
-        <w:t>二、AI 辅助的具体环节</w:t>
-      </w:r>
-    </w:p>
-    <w:p>
-      <w:pPr>
-        <w:pStyle w:val="21"/>
-        <w:rPr>
-          <w:rFonts w:ascii="宋体" w:eastAsia="宋体" w:hAnsi="宋体"/>
-          <w:b w:val="0"/>
-          <w:bCs w:val="0"/>
-        </w:rPr>
-      </w:pPr>
-      <w:r>
-        <w:rPr>
-          <w:rFonts w:ascii="宋体" w:eastAsia="宋体" w:hAnsi="宋体"/>
-          <w:b w:val="0"/>
-          <w:bCs w:val="0"/>
-          <w:color w:val="1A1A2E"/>
-        </w:rPr>
-        <w:t>2.1 代码编写</w:t>
-      </w:r>
-    </w:p>
-    <w:p>
-      <w:pPr>
-        <w:rPr>
-          <w:rFonts w:ascii="宋体" w:eastAsia="宋体" w:hAnsi="宋体" w:hint="eastAsia"/>
-        </w:rPr>
-      </w:pPr>
-      <w:r>
-        <w:rPr>
-          <w:rFonts w:ascii="宋体" w:eastAsia="宋体" w:hAnsi="宋体"/>
-        </w:rPr>
-        <w:t>后端Agent系统：BaseAgent基类、Orchestrator调度器、各Agent的系统提示词由AI辅助编写初稿，人工审核并调整Prompt策略。</w:t>
-      </w:r>
-    </w:p>
-    <w:p>
-      <w:pPr>
-        <w:rPr>
-          <w:rFonts w:ascii="宋体" w:eastAsia="宋体" w:hAnsi="宋体" w:hint="eastAsia"/>
-        </w:rPr>
-      </w:pPr>
-      <w:r>
-        <w:rPr>
-          <w:rFonts w:ascii="宋体" w:eastAsia="宋体" w:hAnsi="宋体"/>
-        </w:rPr>
-        <w:t>前端组件：LearnView/ResourcesView/ProfileView/PathView的Vue组件结构由AI辅助搭建。</w:t>
-      </w:r>
-    </w:p>
-    <w:p>
-      <w:pPr>
-        <w:rPr>
-          <w:rFonts w:ascii="宋体" w:eastAsia="宋体" w:hAnsi="宋体" w:hint="eastAsia"/>
-        </w:rPr>
-      </w:pPr>
-      <w:r>
-        <w:rPr>
-          <w:rFonts w:ascii="宋体" w:eastAsia="宋体" w:hAnsi="宋体"/>
-        </w:rPr>
-        <w:t>工具模块：pptx_builder（PPT生成）、image_gen（代码高亮图片）、safety/filter（安全过滤）由AI辅助实现核心逻辑。</w:t>
-      </w:r>
-    </w:p>
-    <w:p>
-      <w:pPr>
-        <w:pStyle w:val="21"/>
-        <w:rPr>
-          <w:rFonts w:ascii="宋体" w:eastAsia="宋体" w:hAnsi="宋体"/>
-          <w:b w:val="0"/>
-          <w:bCs w:val="0"/>
-          <w:lang w:eastAsia="zh-CN"/>
-        </w:rPr>
-      </w:pPr>
-      <w:r>
-        <w:rPr>
-          <w:rFonts w:ascii="宋体" w:eastAsia="宋体" w:hAnsi="宋体"/>
-          <w:b w:val="0"/>
-          <w:bCs w:val="0"/>
-          <w:color w:val="1A1A2E"/>
-          <w:lang w:eastAsia="zh-CN"/>
-        </w:rPr>
-        <w:t>2.2 调试与问题修复</w:t>
-      </w:r>
-    </w:p>
-    <w:p>
-      <w:pPr>
-        <w:rPr>
-          <w:rFonts w:ascii="宋体" w:eastAsia="宋体" w:hAnsi="宋体" w:hint="eastAsia"/>
-          <w:lang w:eastAsia="zh-CN"/>
-        </w:rPr>
-      </w:pPr>
-      <w:r>
-        <w:rPr>
-          <w:rFonts w:ascii="宋体" w:eastAsia="宋体" w:hAnsi="宋体"/>
-          <w:lang w:eastAsia="zh-CN"/>
-        </w:rPr>
-        <w:t>SSE流式输出元数据泄露问题 → AI辅助定位chunk过滤逻辑缺陷</w:t>
-      </w:r>
-    </w:p>
-    <w:p>
-      <w:pPr>
-        <w:rPr>
-          <w:rFonts w:ascii="宋体" w:eastAsia="宋体" w:hAnsi="宋体" w:hint="eastAsia"/>
-          <w:lang w:eastAsia="zh-CN"/>
-        </w:rPr>
-      </w:pPr>
-      <w:r>
-        <w:rPr>
-          <w:rFonts w:ascii="宋体" w:eastAsia="宋体" w:hAnsi="宋体"/>
-          <w:lang w:eastAsia="zh-CN"/>
-        </w:rPr>
-        <w:t>Mermaid图表渲染抖动 → AI辅助分析DOM重渲染链路，提出延迟渲染方案</w:t>
-      </w:r>
-    </w:p>
-    <w:p>
-      <w:pPr>
-        <w:rPr>
-          <w:rFonts w:ascii="宋体" w:eastAsia="宋体" w:hAnsi="宋体" w:hint="eastAsia"/>
-          <w:lang w:eastAsia="zh-CN"/>
-        </w:rPr>
-      </w:pPr>
-      <w:r>
-        <w:rPr>
-          <w:rFonts w:ascii="宋体" w:eastAsia="宋体" w:hAnsi="宋体"/>
-          <w:lang w:eastAsia="zh-CN"/>
-        </w:rPr>
-        <w:t>JSON解析兼容性 → AI辅助设计多层fallback解析策略</w:t>
-      </w:r>
-    </w:p>
-    <w:p>
-      <w:pPr>
-        <w:pStyle w:val="21"/>
-        <w:rPr>
-          <w:rFonts w:ascii="宋体" w:eastAsia="宋体" w:hAnsi="宋体"/>
-          <w:b w:val="0"/>
-          <w:bCs w:val="0"/>
-          <w:lang w:eastAsia="zh-CN"/>
-        </w:rPr>
-      </w:pPr>
-      <w:r>
-        <w:rPr>
-          <w:rFonts w:ascii="宋体" w:eastAsia="宋体" w:hAnsi="宋体"/>
-          <w:b w:val="0"/>
-          <w:bCs w:val="0"/>
-          <w:color w:val="1A1A2E"/>
-          <w:lang w:eastAsia="zh-CN"/>
-        </w:rPr>
-        <w:t>2.3 文档生成</w:t>
-      </w:r>
-    </w:p>
-    <w:p>
-      <w:pPr>
-        <w:rPr>
-          <w:rFonts w:ascii="宋体" w:eastAsia="宋体" w:hAnsi="宋体" w:hint="eastAsia"/>
-          <w:lang w:eastAsia="zh-CN"/>
-        </w:rPr>
-      </w:pPr>
-      <w:r>
-        <w:rPr>
-          <w:rFonts w:ascii="宋体" w:eastAsia="宋体" w:hAnsi="宋体"/>
-          <w:lang w:eastAsia="zh-CN"/>
-        </w:rPr>
-        <w:t>需求分析、系统设计、测试报告、用户手册四份文档由AI辅助生成初稿，人工审核修改。</w:t>
-      </w:r>
-    </w:p>
-    <w:p>
-      <w:pPr>
-        <w:pStyle w:val="21"/>
-        <w:rPr>
-          <w:rFonts w:ascii="宋体" w:eastAsia="宋体" w:hAnsi="宋体"/>
-          <w:b w:val="0"/>
-          <w:bCs w:val="0"/>
-          <w:lang w:eastAsia="zh-CN"/>
-        </w:rPr>
-      </w:pPr>
-      <w:r>
-        <w:rPr>
-          <w:rFonts w:ascii="宋体" w:eastAsia="宋体" w:hAnsi="宋体"/>
-          <w:b w:val="0"/>
-          <w:bCs w:val="0"/>
-          <w:color w:val="1A1A2E"/>
-          <w:lang w:eastAsia="zh-CN"/>
-        </w:rPr>
-        <w:t>2.4 设计参考</w:t>
-      </w:r>
-    </w:p>
-    <w:p>
-      <w:pPr>
-        <w:rPr>
-          <w:rFonts w:ascii="宋体" w:eastAsia="宋体" w:hAnsi="宋体" w:hint="eastAsia"/>
-          <w:lang w:eastAsia="zh-CN"/>
-        </w:rPr>
-      </w:pPr>
-      <w:r>
-        <w:rPr>
-          <w:rFonts w:ascii="宋体" w:eastAsia="宋体" w:hAnsi="宋体"/>
-          <w:lang w:eastAsia="zh-CN"/>
-        </w:rPr>
-        <w:t>前端深色主题配色参考Together AI设计系统，由AI辅助提取CSS变量并适配。</w:t>
-      </w:r>
-    </w:p>
-    <w:p>
-      <w:pPr>
-        <w:pStyle w:val="1"/>
-        <w:rPr>
-          <w:rFonts w:ascii="宋体" w:eastAsia="宋体" w:hAnsi="宋体"/>
-          <w:b w:val="0"/>
-          <w:bCs w:val="0"/>
-        </w:rPr>
-      </w:pPr>
-      <w:r>
-        <w:rPr>
-          <w:rFonts w:ascii="宋体" w:eastAsia="宋体" w:hAnsi="宋体"/>
-          <w:b w:val="0"/>
-          <w:bCs w:val="0"/>
-          <w:color w:val="1A1A2E"/>
-        </w:rPr>
-        <w:lastRenderedPageBreak/>
-        <w:t>三、人工主导的环节</w:t>
-      </w:r>
-    </w:p>
-    <w:tbl>
-      <w:tblPr>
-        <w:tblStyle w:val="-11"/>
-        <w:tblW w:w="0" w:type="auto"/>
-        <w:tblLook w:val="04A0" w:firstRow="1" w:lastRow="0" w:firstColumn="1" w:lastColumn="0" w:noHBand="0" w:noVBand="1"/>
-      </w:tblPr>
-      <w:tblGrid>
-        <w:gridCol w:w="4320"/>
-        <w:gridCol w:w="4320"/>
-      </w:tblGrid>
-      <w:tr>
-        <w:trPr>
-          <w:cnfStyle w:val="100000000000" w:firstRow="1" w:lastRow="0" w:firstColumn="0" w:lastColumn="0" w:oddVBand="0" w:evenVBand="0" w:oddHBand="0" w:evenHBand="0" w:firstRowFirstColumn="0" w:firstRowLastColumn="0" w:lastRowFirstColumn="0" w:lastRowLastColumn="0"/>
-        </w:trPr>
-        <w:tc>
-          <w:tcPr>
-            <w:cnfStyle w:val="001000000000" w:firstRow="0" w:lastRow="0" w:firstColumn="1" w:lastColumn="0" w:oddVBand="0" w:evenVBand="0" w:oddHBand="0" w:evenHBand="0" w:firstRowFirstColumn="0" w:firstRowLastColumn="0" w:lastRowFirstColumn="0" w:lastRowLastColumn="0"/>
-            <w:tcW w:w="4320" w:type="dxa"/>
-          </w:tcPr>
-          <w:p>
-            <w:pPr>
-              <w:rPr>
-                <w:rFonts w:ascii="宋体" w:eastAsia="宋体" w:hAnsi="宋体" w:hint="eastAsia"/>
-                <w:b w:val="0"/>
-                <w:bCs w:val="0"/>
-              </w:rPr>
-            </w:pPr>
-            <w:r>
-              <w:rPr>
-                <w:rFonts w:ascii="宋体" w:eastAsia="宋体" w:hAnsi="宋体"/>
-                <w:b w:val="0"/>
-                <w:bCs w:val="0"/>
+                <w:rFonts w:ascii="黑体" w:eastAsia="黑体" w:hAnsi="黑体"/>
+                <w:b/>
+                <w:szCs w:val="32"/>
               </w:rPr>
               <w:t>环节</w:t>
             </w:r>
@@ -528,48 +1196,43 @@
           </w:tcPr>
           <w:p>
             <w:pPr>
-              <w:cnfStyle w:val="100000000000" w:firstRow="1" w:lastRow="0" w:firstColumn="0" w:lastColumn="0" w:oddVBand="0" w:evenVBand="0" w:oddHBand="0" w:evenHBand="0" w:firstRowFirstColumn="0" w:firstRowLastColumn="0" w:lastRowFirstColumn="0" w:lastRowLastColumn="0"/>
-              <w:rPr>
-                <w:rFonts w:ascii="宋体" w:eastAsia="宋体" w:hAnsi="宋体" w:hint="eastAsia"/>
-                <w:b w:val="0"/>
-                <w:bCs w:val="0"/>
+              <w:rPr>
+                <w:rFonts w:ascii="黑体" w:eastAsia="黑体" w:hAnsi="黑体" w:hint="eastAsia"/>
+                <w:szCs w:val="32"/>
               </w:rPr>
             </w:pPr>
             <w:r>
               <w:rPr>
-                <w:rFonts w:ascii="宋体" w:eastAsia="宋体" w:hAnsi="宋体"/>
-                <w:b w:val="0"/>
-                <w:bCs w:val="0"/>
-              </w:rPr>
-              <w:t>说明</w:t>
+                <w:rFonts w:ascii="黑体" w:eastAsia="黑体" w:hAnsi="黑体"/>
+                <w:b/>
+                <w:szCs w:val="32"/>
+              </w:rPr>
+              <w:t>具体内容</w:t>
             </w:r>
           </w:p>
         </w:tc>
       </w:tr>
       <w:tr>
         <w:trPr>
-          <w:cnfStyle w:val="000000100000" w:firstRow="0" w:lastRow="0" w:firstColumn="0" w:lastColumn="0" w:oddVBand="0" w:evenVBand="0" w:oddHBand="1" w:evenHBand="0" w:firstRowFirstColumn="0" w:firstRowLastColumn="0" w:lastRowFirstColumn="0" w:lastRowLastColumn="0"/>
+          <w:jc w:val="center"/>
         </w:trPr>
         <w:tc>
           <w:tcPr>
-            <w:cnfStyle w:val="001000000000" w:firstRow="0" w:lastRow="0" w:firstColumn="1" w:lastColumn="0" w:oddVBand="0" w:evenVBand="0" w:oddHBand="0" w:evenHBand="0" w:firstRowFirstColumn="0" w:firstRowLastColumn="0" w:lastRowFirstColumn="0" w:lastRowLastColumn="0"/>
             <w:tcW w:w="4320" w:type="dxa"/>
           </w:tcPr>
           <w:p>
             <w:pPr>
               <w:rPr>
-                <w:rFonts w:ascii="宋体" w:eastAsia="宋体" w:hAnsi="宋体" w:hint="eastAsia"/>
-                <w:b w:val="0"/>
-                <w:bCs w:val="0"/>
+                <w:rFonts w:ascii="黑体" w:eastAsia="黑体" w:hAnsi="黑体" w:hint="eastAsia"/>
+                <w:szCs w:val="32"/>
               </w:rPr>
             </w:pPr>
             <w:r>
               <w:rPr>
-                <w:rFonts w:ascii="宋体" w:eastAsia="宋体" w:hAnsi="宋体"/>
-                <w:b w:val="0"/>
-                <w:bCs w:val="0"/>
-              </w:rPr>
-              <w:t>系统架构设计</w:t>
+                <w:rFonts w:ascii="黑体" w:eastAsia="黑体" w:hAnsi="黑体"/>
+                <w:szCs w:val="32"/>
+              </w:rPr>
+              <w:t>架构设计决策</w:t>
             </w:r>
           </w:p>
         </w:tc>
@@ -579,44 +1242,40 @@
           </w:tcPr>
           <w:p>
             <w:pPr>
-              <w:cnfStyle w:val="000000100000" w:firstRow="0" w:lastRow="0" w:firstColumn="0" w:lastColumn="0" w:oddVBand="0" w:evenVBand="0" w:oddHBand="1" w:evenHBand="0" w:firstRowFirstColumn="0" w:firstRowLastColumn="0" w:lastRowFirstColumn="0" w:lastRowLastColumn="0"/>
-              <w:rPr>
-                <w:rFonts w:ascii="宋体" w:eastAsia="宋体" w:hAnsi="宋体" w:hint="eastAsia"/>
-                <w:lang w:eastAsia="zh-CN"/>
+              <w:rPr>
+                <w:rFonts w:ascii="黑体" w:eastAsia="黑体" w:hAnsi="黑体" w:hint="eastAsia"/>
+                <w:szCs w:val="32"/>
               </w:rPr>
             </w:pPr>
             <w:r>
               <w:rPr>
-                <w:rFonts w:ascii="宋体" w:eastAsia="宋体" w:hAnsi="宋体"/>
-                <w:lang w:eastAsia="zh-CN"/>
-              </w:rPr>
-              <w:t>多智能体架构方案、Agent角色划分由团队成员自主设计</w:t>
+                <w:rFonts w:ascii="黑体" w:eastAsia="黑体" w:hAnsi="黑体"/>
+                <w:szCs w:val="32"/>
+              </w:rPr>
+              <w:t>确定多智能体协同框架方案、选择Orchestrator调度模式、设计Agent职责分工</w:t>
             </w:r>
           </w:p>
         </w:tc>
       </w:tr>
       <w:tr>
         <w:trPr>
-          <w:cnfStyle w:val="000000010000" w:firstRow="0" w:lastRow="0" w:firstColumn="0" w:lastColumn="0" w:oddVBand="0" w:evenVBand="0" w:oddHBand="0" w:evenHBand="1" w:firstRowFirstColumn="0" w:firstRowLastColumn="0" w:lastRowFirstColumn="0" w:lastRowLastColumn="0"/>
+          <w:jc w:val="center"/>
         </w:trPr>
         <w:tc>
           <w:tcPr>
-            <w:cnfStyle w:val="001000000000" w:firstRow="0" w:lastRow="0" w:firstColumn="1" w:lastColumn="0" w:oddVBand="0" w:evenVBand="0" w:oddHBand="0" w:evenHBand="0" w:firstRowFirstColumn="0" w:firstRowLastColumn="0" w:lastRowFirstColumn="0" w:lastRowLastColumn="0"/>
             <w:tcW w:w="4320" w:type="dxa"/>
           </w:tcPr>
           <w:p>
             <w:pPr>
               <w:rPr>
-                <w:rFonts w:ascii="宋体" w:eastAsia="宋体" w:hAnsi="宋体" w:hint="eastAsia"/>
-                <w:b w:val="0"/>
-                <w:bCs w:val="0"/>
+                <w:rFonts w:ascii="黑体" w:eastAsia="黑体" w:hAnsi="黑体" w:hint="eastAsia"/>
+                <w:szCs w:val="32"/>
               </w:rPr>
             </w:pPr>
             <w:r>
               <w:rPr>
-                <w:rFonts w:ascii="宋体" w:eastAsia="宋体" w:hAnsi="宋体"/>
-                <w:b w:val="0"/>
-                <w:bCs w:val="0"/>
+                <w:rFonts w:ascii="黑体" w:eastAsia="黑体" w:hAnsi="黑体"/>
+                <w:szCs w:val="32"/>
               </w:rPr>
               <w:t>Prompt工程</w:t>
             </w:r>
@@ -628,46 +1287,42 @@
           </w:tcPr>
           <w:p>
             <w:pPr>
-              <w:cnfStyle w:val="000000010000" w:firstRow="0" w:lastRow="0" w:firstColumn="0" w:lastColumn="0" w:oddVBand="0" w:evenVBand="0" w:oddHBand="0" w:evenHBand="1" w:firstRowFirstColumn="0" w:firstRowLastColumn="0" w:lastRowFirstColumn="0" w:lastRowLastColumn="0"/>
-              <w:rPr>
-                <w:rFonts w:ascii="宋体" w:eastAsia="宋体" w:hAnsi="宋体" w:hint="eastAsia"/>
-                <w:lang w:eastAsia="zh-CN"/>
+              <w:rPr>
+                <w:rFonts w:ascii="黑体" w:eastAsia="黑体" w:hAnsi="黑体" w:hint="eastAsia"/>
+                <w:szCs w:val="32"/>
               </w:rPr>
             </w:pPr>
             <w:r>
               <w:rPr>
-                <w:rFonts w:ascii="宋体" w:eastAsia="宋体" w:hAnsi="宋体"/>
-                <w:lang w:eastAsia="zh-CN"/>
-              </w:rPr>
-              <w:t>各Agent的系统提示词由团队成员反复测试调优</w:t>
+                <w:rFonts w:ascii="黑体" w:eastAsia="黑体" w:hAnsi="黑体"/>
+                <w:szCs w:val="32"/>
+              </w:rPr>
+              <w:t>每个Agent的system_prompt经过多轮手动调优，确保输出格式和质量符合预期</w:t>
             </w:r>
           </w:p>
         </w:tc>
       </w:tr>
       <w:tr>
         <w:trPr>
-          <w:cnfStyle w:val="000000100000" w:firstRow="0" w:lastRow="0" w:firstColumn="0" w:lastColumn="0" w:oddVBand="0" w:evenVBand="0" w:oddHBand="1" w:evenHBand="0" w:firstRowFirstColumn="0" w:firstRowLastColumn="0" w:lastRowFirstColumn="0" w:lastRowLastColumn="0"/>
+          <w:jc w:val="center"/>
         </w:trPr>
         <w:tc>
           <w:tcPr>
-            <w:cnfStyle w:val="001000000000" w:firstRow="0" w:lastRow="0" w:firstColumn="1" w:lastColumn="0" w:oddVBand="0" w:evenVBand="0" w:oddHBand="0" w:evenHBand="0" w:firstRowFirstColumn="0" w:firstRowLastColumn="0" w:lastRowFirstColumn="0" w:lastRowLastColumn="0"/>
             <w:tcW w:w="4320" w:type="dxa"/>
           </w:tcPr>
           <w:p>
             <w:pPr>
               <w:rPr>
-                <w:rFonts w:ascii="宋体" w:eastAsia="宋体" w:hAnsi="宋体" w:hint="eastAsia"/>
-                <w:b w:val="0"/>
-                <w:bCs w:val="0"/>
+                <w:rFonts w:ascii="黑体" w:eastAsia="黑体" w:hAnsi="黑体" w:hint="eastAsia"/>
+                <w:szCs w:val="32"/>
               </w:rPr>
             </w:pPr>
             <w:r>
               <w:rPr>
-                <w:rFonts w:ascii="宋体" w:eastAsia="宋体" w:hAnsi="宋体"/>
-                <w:b w:val="0"/>
-                <w:bCs w:val="0"/>
-              </w:rPr>
-              <w:t>UI/UX设计</w:t>
+                <w:rFonts w:ascii="黑体" w:eastAsia="黑体" w:hAnsi="黑体"/>
+                <w:szCs w:val="32"/>
+              </w:rPr>
+              <w:t>安全策略设计</w:t>
             </w:r>
           </w:p>
         </w:tc>
@@ -677,46 +1332,42 @@
           </w:tcPr>
           <w:p>
             <w:pPr>
-              <w:cnfStyle w:val="000000100000" w:firstRow="0" w:lastRow="0" w:firstColumn="0" w:lastColumn="0" w:oddVBand="0" w:evenVBand="0" w:oddHBand="1" w:evenHBand="0" w:firstRowFirstColumn="0" w:firstRowLastColumn="0" w:lastRowFirstColumn="0" w:lastRowLastColumn="0"/>
-              <w:rPr>
-                <w:rFonts w:ascii="宋体" w:eastAsia="宋体" w:hAnsi="宋体" w:hint="eastAsia"/>
-                <w:lang w:eastAsia="zh-CN"/>
+              <w:rPr>
+                <w:rFonts w:ascii="黑体" w:eastAsia="黑体" w:hAnsi="黑体" w:hint="eastAsia"/>
+                <w:szCs w:val="32"/>
               </w:rPr>
             </w:pPr>
             <w:r>
               <w:rPr>
-                <w:rFonts w:ascii="宋体" w:eastAsia="宋体" w:hAnsi="宋体"/>
-                <w:lang w:eastAsia="zh-CN"/>
-              </w:rPr>
-              <w:t>页面布局、交互流程、配色方案由团队成员决策</w:t>
+                <w:rFonts w:ascii="黑体" w:eastAsia="黑体" w:hAnsi="黑体"/>
+                <w:szCs w:val="32"/>
+              </w:rPr>
+              <w:t>敏感词库人工筛选和分类、输入/输出过滤策略的阈值设定</w:t>
             </w:r>
           </w:p>
         </w:tc>
       </w:tr>
       <w:tr>
         <w:trPr>
-          <w:cnfStyle w:val="000000010000" w:firstRow="0" w:lastRow="0" w:firstColumn="0" w:lastColumn="0" w:oddVBand="0" w:evenVBand="0" w:oddHBand="0" w:evenHBand="1" w:firstRowFirstColumn="0" w:firstRowLastColumn="0" w:lastRowFirstColumn="0" w:lastRowLastColumn="0"/>
+          <w:jc w:val="center"/>
         </w:trPr>
         <w:tc>
           <w:tcPr>
-            <w:cnfStyle w:val="001000000000" w:firstRow="0" w:lastRow="0" w:firstColumn="1" w:lastColumn="0" w:oddVBand="0" w:evenVBand="0" w:oddHBand="0" w:evenHBand="0" w:firstRowFirstColumn="0" w:firstRowLastColumn="0" w:lastRowFirstColumn="0" w:lastRowLastColumn="0"/>
             <w:tcW w:w="4320" w:type="dxa"/>
           </w:tcPr>
           <w:p>
             <w:pPr>
               <w:rPr>
-                <w:rFonts w:ascii="宋体" w:eastAsia="宋体" w:hAnsi="宋体" w:hint="eastAsia"/>
-                <w:b w:val="0"/>
-                <w:bCs w:val="0"/>
+                <w:rFonts w:ascii="黑体" w:eastAsia="黑体" w:hAnsi="黑体" w:hint="eastAsia"/>
+                <w:szCs w:val="32"/>
               </w:rPr>
             </w:pPr>
             <w:r>
               <w:rPr>
-                <w:rFonts w:ascii="宋体" w:eastAsia="宋体" w:hAnsi="宋体"/>
-                <w:b w:val="0"/>
-                <w:bCs w:val="0"/>
-              </w:rPr>
-              <w:t>功能测试</w:t>
+                <w:rFonts w:ascii="黑体" w:eastAsia="黑体" w:hAnsi="黑体"/>
+                <w:szCs w:val="32"/>
+              </w:rPr>
+              <w:t>功能测试与验收</w:t>
             </w:r>
           </w:p>
         </w:tc>
@@ -726,46 +1377,42 @@
           </w:tcPr>
           <w:p>
             <w:pPr>
-              <w:cnfStyle w:val="000000010000" w:firstRow="0" w:lastRow="0" w:firstColumn="0" w:lastColumn="0" w:oddVBand="0" w:evenVBand="0" w:oddHBand="0" w:evenHBand="1" w:firstRowFirstColumn="0" w:firstRowLastColumn="0" w:lastRowFirstColumn="0" w:lastRowLastColumn="0"/>
-              <w:rPr>
-                <w:rFonts w:ascii="宋体" w:eastAsia="宋体" w:hAnsi="宋体" w:hint="eastAsia"/>
-                <w:lang w:eastAsia="zh-CN"/>
+              <w:rPr>
+                <w:rFonts w:ascii="黑体" w:eastAsia="黑体" w:hAnsi="黑体" w:hint="eastAsia"/>
+                <w:szCs w:val="32"/>
               </w:rPr>
             </w:pPr>
             <w:r>
               <w:rPr>
-                <w:rFonts w:ascii="宋体" w:eastAsia="宋体" w:hAnsi="宋体"/>
-                <w:lang w:eastAsia="zh-CN"/>
-              </w:rPr>
-              <w:t>所有功能测试由团队成员手动执行和验证</w:t>
+                <w:rFonts w:ascii="黑体" w:eastAsia="黑体" w:hAnsi="黑体"/>
+                <w:szCs w:val="32"/>
+              </w:rPr>
+              <w:t>全部功能由团队成员手动测试验证，AI辅助定位bug但修复方案由人工决定</w:t>
             </w:r>
           </w:p>
         </w:tc>
       </w:tr>
       <w:tr>
         <w:trPr>
-          <w:cnfStyle w:val="000000100000" w:firstRow="0" w:lastRow="0" w:firstColumn="0" w:lastColumn="0" w:oddVBand="0" w:evenVBand="0" w:oddHBand="1" w:evenHBand="0" w:firstRowFirstColumn="0" w:firstRowLastColumn="0" w:lastRowFirstColumn="0" w:lastRowLastColumn="0"/>
+          <w:jc w:val="center"/>
         </w:trPr>
         <w:tc>
           <w:tcPr>
-            <w:cnfStyle w:val="001000000000" w:firstRow="0" w:lastRow="0" w:firstColumn="1" w:lastColumn="0" w:oddVBand="0" w:evenVBand="0" w:oddHBand="0" w:evenHBand="0" w:firstRowFirstColumn="0" w:firstRowLastColumn="0" w:lastRowFirstColumn="0" w:lastRowLastColumn="0"/>
             <w:tcW w:w="4320" w:type="dxa"/>
           </w:tcPr>
           <w:p>
             <w:pPr>
               <w:rPr>
-                <w:rFonts w:ascii="宋体" w:eastAsia="宋体" w:hAnsi="宋体" w:hint="eastAsia"/>
-                <w:b w:val="0"/>
-                <w:bCs w:val="0"/>
+                <w:rFonts w:ascii="黑体" w:eastAsia="黑体" w:hAnsi="黑体" w:hint="eastAsia"/>
+                <w:szCs w:val="32"/>
               </w:rPr>
             </w:pPr>
             <w:r>
               <w:rPr>
-                <w:rFonts w:ascii="宋体" w:eastAsia="宋体" w:hAnsi="宋体"/>
-                <w:b w:val="0"/>
-                <w:bCs w:val="0"/>
-              </w:rPr>
-              <w:t>比赛方案</w:t>
+                <w:rFonts w:ascii="黑体" w:eastAsia="黑体" w:hAnsi="黑体"/>
+                <w:szCs w:val="32"/>
+              </w:rPr>
+              <w:t>演示准备</w:t>
             </w:r>
           </w:p>
         </w:tc>
@@ -775,18 +1422,441 @@
           </w:tcPr>
           <w:p>
             <w:pPr>
-              <w:cnfStyle w:val="000000100000" w:firstRow="0" w:lastRow="0" w:firstColumn="0" w:lastColumn="0" w:oddVBand="0" w:evenVBand="0" w:oddHBand="1" w:evenHBand="0" w:firstRowFirstColumn="0" w:firstRowLastColumn="0" w:lastRowFirstColumn="0" w:lastRowLastColumn="0"/>
-              <w:rPr>
-                <w:rFonts w:ascii="宋体" w:eastAsia="宋体" w:hAnsi="宋体" w:hint="eastAsia"/>
-                <w:lang w:eastAsia="zh-CN"/>
+              <w:rPr>
+                <w:rFonts w:ascii="黑体" w:eastAsia="黑体" w:hAnsi="黑体" w:hint="eastAsia"/>
+                <w:szCs w:val="32"/>
               </w:rPr>
             </w:pPr>
             <w:r>
               <w:rPr>
-                <w:rFonts w:ascii="宋体" w:eastAsia="宋体" w:hAnsi="宋体"/>
-                <w:lang w:eastAsia="zh-CN"/>
-              </w:rPr>
-              <w:t>赛题分析、评分策略、技术选型由团队成员自主完成</w:t>
+                <w:rFonts w:ascii="黑体" w:eastAsia="黑体" w:hAnsi="黑体"/>
+                <w:szCs w:val="32"/>
+              </w:rPr>
+              <w:t>PPT内容组织、演示流程设计、答辩准备均由团队成员自主完成</w:t>
+            </w:r>
+          </w:p>
+        </w:tc>
+      </w:tr>
+    </w:tbl>
+    <w:p>
+      <w:pPr>
+        <w:pStyle w:val="1"/>
+        <w:rPr>
+          <w:rFonts w:ascii="黑体" w:eastAsia="黑体" w:hAnsi="黑体"/>
+          <w:color w:val="auto"/>
+        </w:rPr>
+      </w:pPr>
+      <w:r>
+        <w:rPr>
+          <w:rFonts w:ascii="黑体" w:eastAsia="黑体" w:hAnsi="黑体"/>
+          <w:color w:val="auto"/>
+        </w:rPr>
+        <w:t>四、声明</w:t>
+      </w:r>
+    </w:p>
+    <w:p>
+      <w:pPr>
+        <w:rPr>
+          <w:rFonts w:ascii="黑体" w:eastAsia="黑体" w:hAnsi="黑体" w:hint="eastAsia"/>
+          <w:sz w:val="24"/>
+          <w:szCs w:val="24"/>
+        </w:rPr>
+      </w:pPr>
+      <w:r>
+        <w:rPr>
+          <w:rFonts w:ascii="黑体" w:eastAsia="黑体" w:hAnsi="黑体"/>
+          <w:sz w:val="24"/>
+          <w:szCs w:val="24"/>
+        </w:rPr>
+        <w:t>本项目使用AI工具（Claude Code、Cursor）辅助开发，但核心技术方案、架构设计、功能测试均由团队成员自主完成。AI工具主要承担代码初稿生成、调试辅助和文档起草工作，所有AI生成内容均经过人工审核和修改。</w:t>
+      </w:r>
+    </w:p>
+    <w:p>
+      <w:pPr>
+        <w:rPr>
+          <w:rFonts w:ascii="黑体" w:eastAsia="黑体" w:hAnsi="黑体" w:hint="eastAsia"/>
+          <w:sz w:val="24"/>
+          <w:szCs w:val="24"/>
+        </w:rPr>
+      </w:pPr>
+      <w:r>
+        <w:rPr>
+          <w:rFonts w:ascii="黑体" w:eastAsia="黑体" w:hAnsi="黑体"/>
+          <w:sz w:val="24"/>
+          <w:szCs w:val="24"/>
+        </w:rPr>
+        <w:t>项目中使用了以下开源组件，遵循其原始许可协议：</w:t>
+      </w:r>
+    </w:p>
+    <w:tbl>
+      <w:tblPr>
+        <w:tblStyle w:val="aff1"/>
+        <w:tblW w:w="0" w:type="auto"/>
+        <w:jc w:val="center"/>
+        <w:tblLook w:val="04A0" w:firstRow="1" w:lastRow="0" w:firstColumn="1" w:lastColumn="0" w:noHBand="0" w:noVBand="1"/>
+      </w:tblPr>
+      <w:tblGrid>
+        <w:gridCol w:w="4320"/>
+        <w:gridCol w:w="4320"/>
+      </w:tblGrid>
+      <w:tr>
+        <w:trPr>
+          <w:jc w:val="center"/>
+        </w:trPr>
+        <w:tc>
+          <w:tcPr>
+            <w:tcW w:w="4320" w:type="dxa"/>
+          </w:tcPr>
+          <w:p>
+            <w:pPr>
+              <w:rPr>
+                <w:rFonts w:ascii="黑体" w:eastAsia="黑体" w:hAnsi="黑体" w:hint="eastAsia"/>
+                <w:szCs w:val="32"/>
+              </w:rPr>
+            </w:pPr>
+            <w:r>
+              <w:rPr>
+                <w:rFonts w:ascii="黑体" w:eastAsia="黑体" w:hAnsi="黑体"/>
+                <w:b/>
+                <w:szCs w:val="32"/>
+              </w:rPr>
+              <w:t>组件</w:t>
+            </w:r>
+          </w:p>
+        </w:tc>
+        <w:tc>
+          <w:tcPr>
+            <w:tcW w:w="4320" w:type="dxa"/>
+          </w:tcPr>
+          <w:p>
+            <w:pPr>
+              <w:rPr>
+                <w:rFonts w:ascii="黑体" w:eastAsia="黑体" w:hAnsi="黑体" w:hint="eastAsia"/>
+                <w:szCs w:val="32"/>
+              </w:rPr>
+            </w:pPr>
+            <w:r>
+              <w:rPr>
+                <w:rFonts w:ascii="黑体" w:eastAsia="黑体" w:hAnsi="黑体"/>
+                <w:b/>
+                <w:szCs w:val="32"/>
+              </w:rPr>
+              <w:t>许可协议</w:t>
+            </w:r>
+          </w:p>
+        </w:tc>
+      </w:tr>
+      <w:tr>
+        <w:trPr>
+          <w:jc w:val="center"/>
+        </w:trPr>
+        <w:tc>
+          <w:tcPr>
+            <w:tcW w:w="4320" w:type="dxa"/>
+          </w:tcPr>
+          <w:p>
+            <w:pPr>
+              <w:rPr>
+                <w:rFonts w:ascii="黑体" w:eastAsia="黑体" w:hAnsi="黑体" w:hint="eastAsia"/>
+                <w:szCs w:val="32"/>
+              </w:rPr>
+            </w:pPr>
+            <w:r>
+              <w:rPr>
+                <w:rFonts w:ascii="黑体" w:eastAsia="黑体" w:hAnsi="黑体"/>
+                <w:szCs w:val="32"/>
+              </w:rPr>
+              <w:t>FastAPI</w:t>
+            </w:r>
+          </w:p>
+        </w:tc>
+        <w:tc>
+          <w:tcPr>
+            <w:tcW w:w="4320" w:type="dxa"/>
+          </w:tcPr>
+          <w:p>
+            <w:pPr>
+              <w:rPr>
+                <w:rFonts w:ascii="黑体" w:eastAsia="黑体" w:hAnsi="黑体" w:hint="eastAsia"/>
+                <w:szCs w:val="32"/>
+              </w:rPr>
+            </w:pPr>
+            <w:r>
+              <w:rPr>
+                <w:rFonts w:ascii="黑体" w:eastAsia="黑体" w:hAnsi="黑体"/>
+                <w:szCs w:val="32"/>
+              </w:rPr>
+              <w:t>MIT License</w:t>
+            </w:r>
+          </w:p>
+        </w:tc>
+      </w:tr>
+      <w:tr>
+        <w:trPr>
+          <w:jc w:val="center"/>
+        </w:trPr>
+        <w:tc>
+          <w:tcPr>
+            <w:tcW w:w="4320" w:type="dxa"/>
+          </w:tcPr>
+          <w:p>
+            <w:pPr>
+              <w:rPr>
+                <w:rFonts w:ascii="黑体" w:eastAsia="黑体" w:hAnsi="黑体" w:hint="eastAsia"/>
+                <w:szCs w:val="32"/>
+              </w:rPr>
+            </w:pPr>
+            <w:r>
+              <w:rPr>
+                <w:rFonts w:ascii="黑体" w:eastAsia="黑体" w:hAnsi="黑体"/>
+                <w:szCs w:val="32"/>
+              </w:rPr>
+              <w:t>Vue 3</w:t>
+            </w:r>
+          </w:p>
+        </w:tc>
+        <w:tc>
+          <w:tcPr>
+            <w:tcW w:w="4320" w:type="dxa"/>
+          </w:tcPr>
+          <w:p>
+            <w:pPr>
+              <w:rPr>
+                <w:rFonts w:ascii="黑体" w:eastAsia="黑体" w:hAnsi="黑体" w:hint="eastAsia"/>
+                <w:szCs w:val="32"/>
+              </w:rPr>
+            </w:pPr>
+            <w:r>
+              <w:rPr>
+                <w:rFonts w:ascii="黑体" w:eastAsia="黑体" w:hAnsi="黑体"/>
+                <w:szCs w:val="32"/>
+              </w:rPr>
+              <w:t>MIT License</w:t>
+            </w:r>
+          </w:p>
+        </w:tc>
+      </w:tr>
+      <w:tr>
+        <w:trPr>
+          <w:jc w:val="center"/>
+        </w:trPr>
+        <w:tc>
+          <w:tcPr>
+            <w:tcW w:w="4320" w:type="dxa"/>
+          </w:tcPr>
+          <w:p>
+            <w:pPr>
+              <w:rPr>
+                <w:rFonts w:ascii="黑体" w:eastAsia="黑体" w:hAnsi="黑体" w:hint="eastAsia"/>
+                <w:szCs w:val="32"/>
+              </w:rPr>
+            </w:pPr>
+            <w:r>
+              <w:rPr>
+                <w:rFonts w:ascii="黑体" w:eastAsia="黑体" w:hAnsi="黑体"/>
+                <w:szCs w:val="32"/>
+              </w:rPr>
+              <w:t>ChromaDB</w:t>
+            </w:r>
+          </w:p>
+        </w:tc>
+        <w:tc>
+          <w:tcPr>
+            <w:tcW w:w="4320" w:type="dxa"/>
+          </w:tcPr>
+          <w:p>
+            <w:pPr>
+              <w:rPr>
+                <w:rFonts w:ascii="黑体" w:eastAsia="黑体" w:hAnsi="黑体" w:hint="eastAsia"/>
+                <w:szCs w:val="32"/>
+              </w:rPr>
+            </w:pPr>
+            <w:r>
+              <w:rPr>
+                <w:rFonts w:ascii="黑体" w:eastAsia="黑体" w:hAnsi="黑体"/>
+                <w:szCs w:val="32"/>
+              </w:rPr>
+              <w:t>Apache License 2.0</w:t>
+            </w:r>
+          </w:p>
+        </w:tc>
+      </w:tr>
+      <w:tr>
+        <w:trPr>
+          <w:jc w:val="center"/>
+        </w:trPr>
+        <w:tc>
+          <w:tcPr>
+            <w:tcW w:w="4320" w:type="dxa"/>
+          </w:tcPr>
+          <w:p>
+            <w:pPr>
+              <w:rPr>
+                <w:rFonts w:ascii="黑体" w:eastAsia="黑体" w:hAnsi="黑体" w:hint="eastAsia"/>
+                <w:szCs w:val="32"/>
+              </w:rPr>
+            </w:pPr>
+            <w:r>
+              <w:rPr>
+                <w:rFonts w:ascii="黑体" w:eastAsia="黑体" w:hAnsi="黑体"/>
+                <w:szCs w:val="32"/>
+              </w:rPr>
+              <w:t>marked.js</w:t>
+            </w:r>
+          </w:p>
+        </w:tc>
+        <w:tc>
+          <w:tcPr>
+            <w:tcW w:w="4320" w:type="dxa"/>
+          </w:tcPr>
+          <w:p>
+            <w:pPr>
+              <w:rPr>
+                <w:rFonts w:ascii="黑体" w:eastAsia="黑体" w:hAnsi="黑体" w:hint="eastAsia"/>
+                <w:szCs w:val="32"/>
+              </w:rPr>
+            </w:pPr>
+            <w:r>
+              <w:rPr>
+                <w:rFonts w:ascii="黑体" w:eastAsia="黑体" w:hAnsi="黑体"/>
+                <w:szCs w:val="32"/>
+              </w:rPr>
+              <w:t>MIT License</w:t>
+            </w:r>
+          </w:p>
+        </w:tc>
+      </w:tr>
+      <w:tr>
+        <w:trPr>
+          <w:jc w:val="center"/>
+        </w:trPr>
+        <w:tc>
+          <w:tcPr>
+            <w:tcW w:w="4320" w:type="dxa"/>
+          </w:tcPr>
+          <w:p>
+            <w:pPr>
+              <w:rPr>
+                <w:rFonts w:ascii="黑体" w:eastAsia="黑体" w:hAnsi="黑体" w:hint="eastAsia"/>
+                <w:szCs w:val="32"/>
+              </w:rPr>
+            </w:pPr>
+            <w:r>
+              <w:rPr>
+                <w:rFonts w:ascii="黑体" w:eastAsia="黑体" w:hAnsi="黑体"/>
+                <w:szCs w:val="32"/>
+              </w:rPr>
+              <w:t>KaTeX</w:t>
+            </w:r>
+          </w:p>
+        </w:tc>
+        <w:tc>
+          <w:tcPr>
+            <w:tcW w:w="4320" w:type="dxa"/>
+          </w:tcPr>
+          <w:p>
+            <w:pPr>
+              <w:rPr>
+                <w:rFonts w:ascii="黑体" w:eastAsia="黑体" w:hAnsi="黑体" w:hint="eastAsia"/>
+                <w:szCs w:val="32"/>
+              </w:rPr>
+            </w:pPr>
+            <w:r>
+              <w:rPr>
+                <w:rFonts w:ascii="黑体" w:eastAsia="黑体" w:hAnsi="黑体"/>
+                <w:szCs w:val="32"/>
+              </w:rPr>
+              <w:t>MIT License</w:t>
+            </w:r>
+          </w:p>
+        </w:tc>
+      </w:tr>
+      <w:tr>
+        <w:trPr>
+          <w:jc w:val="center"/>
+        </w:trPr>
+        <w:tc>
+          <w:tcPr>
+            <w:tcW w:w="4320" w:type="dxa"/>
+          </w:tcPr>
+          <w:p>
+            <w:pPr>
+              <w:rPr>
+                <w:rFonts w:ascii="黑体" w:eastAsia="黑体" w:hAnsi="黑体" w:hint="eastAsia"/>
+                <w:szCs w:val="32"/>
+              </w:rPr>
+            </w:pPr>
+            <w:r>
+              <w:rPr>
+                <w:rFonts w:ascii="黑体" w:eastAsia="黑体" w:hAnsi="黑体"/>
+                <w:szCs w:val="32"/>
+              </w:rPr>
+              <w:t>Mermaid</w:t>
+            </w:r>
+          </w:p>
+        </w:tc>
+        <w:tc>
+          <w:tcPr>
+            <w:tcW w:w="4320" w:type="dxa"/>
+          </w:tcPr>
+          <w:p>
+            <w:pPr>
+              <w:rPr>
+                <w:rFonts w:ascii="黑体" w:eastAsia="黑体" w:hAnsi="黑体" w:hint="eastAsia"/>
+                <w:szCs w:val="32"/>
+              </w:rPr>
+            </w:pPr>
+            <w:r>
+              <w:rPr>
+                <w:rFonts w:ascii="黑体" w:eastAsia="黑体" w:hAnsi="黑体"/>
+                <w:szCs w:val="32"/>
+              </w:rPr>
+              <w:t>MIT License</w:t>
+            </w:r>
+          </w:p>
+        </w:tc>
+      </w:tr>
+      <w:tr>
+        <w:trPr>
+          <w:jc w:val="center"/>
+        </w:trPr>
+        <w:tc>
+          <w:tcPr>
+            <w:tcW w:w="4320" w:type="dxa"/>
+          </w:tcPr>
+          <w:p>
+            <w:pPr>
+              <w:rPr>
+                <w:rFonts w:ascii="黑体" w:eastAsia="黑体" w:hAnsi="黑体" w:hint="eastAsia"/>
+                <w:szCs w:val="32"/>
+              </w:rPr>
+            </w:pPr>
+            <w:r>
+              <w:rPr>
+                <w:rFonts w:ascii="黑体" w:eastAsia="黑体" w:hAnsi="黑体"/>
+                <w:szCs w:val="32"/>
+              </w:rPr>
+              <w:t>react-markdown / vue-router</w:t>
+            </w:r>
+          </w:p>
+        </w:tc>
+        <w:tc>
+          <w:tcPr>
+            <w:tcW w:w="4320" w:type="dxa"/>
+          </w:tcPr>
+          <w:p>
+            <w:pPr>
+              <w:rPr>
+                <w:rFonts w:ascii="黑体" w:eastAsia="黑体" w:hAnsi="黑体" w:hint="eastAsia"/>
+                <w:szCs w:val="32"/>
+              </w:rPr>
+            </w:pPr>
+            <w:r>
+              <w:rPr>
+                <w:rFonts w:ascii="黑体" w:eastAsia="黑体" w:hAnsi="黑体"/>
+                <w:szCs w:val="32"/>
+              </w:rPr>
+              <w:t>MIT License</w:t>
             </w:r>
           </w:p>
         </w:tc>
@@ -795,46 +1865,9 @@
     <w:p>
       <w:pPr>
         <w:rPr>
-          <w:rFonts w:ascii="宋体" w:eastAsia="宋体" w:hAnsi="宋体" w:hint="eastAsia"/>
-          <w:lang w:eastAsia="zh-CN"/>
+          <w:rFonts w:ascii="黑体" w:eastAsia="黑体" w:hAnsi="黑体"/>
         </w:rPr>
       </w:pPr>
-    </w:p>
-    <w:p>
-      <w:pPr>
-        <w:pStyle w:val="1"/>
-        <w:rPr>
-          <w:rFonts w:ascii="宋体" w:eastAsia="宋体" w:hAnsi="宋体"/>
-          <w:b w:val="0"/>
-          <w:bCs w:val="0"/>
-          <w:lang w:eastAsia="zh-CN"/>
-        </w:rPr>
-      </w:pPr>
-      <w:r>
-        <w:rPr>
-          <w:rFonts w:ascii="宋体" w:eastAsia="宋体" w:hAnsi="宋体"/>
-          <w:b w:val="0"/>
-          <w:bCs w:val="0"/>
-          <w:color w:val="1A1A2E"/>
-          <w:lang w:eastAsia="zh-CN"/>
-        </w:rPr>
-        <w:t>四、声明</w:t>
-      </w:r>
-    </w:p>
-    <w:p>
-      <w:pPr>
-        <w:rPr>
-          <w:rFonts w:ascii="宋体" w:eastAsia="宋体" w:hAnsi="宋体" w:hint="eastAsia"/>
-          <w:lang w:eastAsia="zh-CN"/>
-        </w:rPr>
-      </w:pPr>
-      <w:r>
-        <w:rPr>
-          <w:rFonts w:ascii="宋体" w:eastAsia="宋体" w:hAnsi="宋体"/>
-          <w:lang w:eastAsia="zh-CN"/>
-        </w:rPr>
-        <w:t>本项目使用AI工具辅助开发，但核心技术方案、架构设计、功能测试均由团队成员自主完成。AI工具主要承担代码初稿生成、调试辅助和文档起草工作，所有AI生成内容均经过人工审核和修改。</w:t>
-      </w:r>
     </w:p>
     <w:sectPr>
       <w:pgSz w:w="12240" w:h="15840"/>
@@ -844,56 +1877,6 @@
     </w:sectPr>
   </w:body>
 </w:document>
-</file>
-
-<file path=word/endnotes.xml><?xml version="1.0" encoding="utf-8"?>
-<w:endnotes xmlns:wpc="http://schemas.microsoft.com/office/word/2010/wordprocessingCanvas" xmlns:cx="http://schemas.microsoft.com/office/drawing/2014/chartex" xmlns:cx1="http://schemas.microsoft.com/office/drawing/2015/9/8/chartex" xmlns:cx2="http://schemas.microsoft.com/office/drawing/2015/10/21/chartex" xmlns:cx3="http://schemas.microsoft.com/office/drawing/2016/5/9/chartex" xmlns:cx4="http://schemas.microsoft.com/office/drawing/2016/5/10/chartex" xmlns:cx5="http://schemas.microsoft.com/office/drawing/2016/5/11/chartex" xmlns:cx6="http://schemas.microsoft.com/office/drawing/2016/5/12/chartex" xmlns:cx7="http://schemas.microsoft.com/office/drawing/2016/5/13/chartex" xmlns:cx8="http://schemas.microsoft.com/office/drawing/2016/5/14/chartex" xmlns:mc="http://schemas.openxmlformats.org/markup-compatibility/2006" xmlns:aink="http://schemas.microsoft.com/office/drawing/2016/ink" xmlns:am3d="http://schemas.microsoft.com/office/drawing/2017/model3d" xmlns:o="urn:schemas-microsoft-com:office:office" xmlns:oel="http://schemas.microsoft.com/office/2019/extlst" xmlns:r="http://schemas.openxmlformats.org/officeDocument/2006/relationships" xmlns:m="http://schemas.openxmlformats.org/officeDocument/2006/math" xmlns:v="urn:schemas-microsoft-com:vml" xmlns:wp14="http://schemas.microsoft.com/office/word/2010/wordprocessingDrawing" xmlns:wp="http://schemas.openxmlformats.org/drawingml/2006/wordprocessingDrawing" xmlns:w10="urn:schemas-microsoft-com:office:word" xmlns:w="http://schemas.openxmlformats.org/wordprocessingml/2006/main" xmlns:w14="http://schemas.microsoft.com/office/word/2010/wordml" xmlns:w15="http://schemas.microsoft.com/office/word/2012/wordml" xmlns:w16cex="http://schemas.microsoft.com/office/word/2018/wordml/cex" xmlns:w16cid="http://schemas.microsoft.com/office/word/2016/wordml/cid" xmlns:w16="http://schemas.microsoft.com/office/word/2018/wordml" xmlns:w16du="http://schemas.microsoft.com/office/word/2023/wordml/word16du" xmlns:w16sdtdh="http://schemas.microsoft.com/office/word/2020/wordml/sdtdatahash" xmlns:w16se="http://schemas.microsoft.com/office/word/2015/wordml/symex" xmlns:wpg="http://schemas.microsoft.com/office/word/2010/wordprocessingGroup" xmlns:wpi="http://schemas.microsoft.com/office/word/2010/wordprocessingInk" xmlns:wne="http://schemas.microsoft.com/office/word/2006/wordml" xmlns:wps="http://schemas.microsoft.com/office/word/2010/wordprocessingShape" mc:Ignorable="w14 w15 w16se w16cid w16 w16cex w16sdtdh w16du wp14">
-  <w:endnote w:type="separator" w:id="-1">
-    <w:p>
-      <w:pPr>
-        <w:spacing w:after="0" w:line="240" w:lineRule="auto"/>
-      </w:pPr>
-      <w:r>
-        <w:separator/>
-      </w:r>
-    </w:p>
-  </w:endnote>
-  <w:endnote w:type="continuationSeparator" w:id="0">
-    <w:p>
-      <w:pPr>
-        <w:spacing w:after="0" w:line="240" w:lineRule="auto"/>
-      </w:pPr>
-      <w:r>
-        <w:continuationSeparator/>
-      </w:r>
-    </w:p>
-  </w:endnote>
-</w:endnotes>
-</file>
-
-<file path=word/footnotes.xml><?xml version="1.0" encoding="utf-8"?>
-<w:footnotes xmlns:wpc="http://schemas.microsoft.com/office/word/2010/wordprocessingCanvas" xmlns:cx="http://schemas.microsoft.com/office/drawing/2014/chartex" xmlns:cx1="http://schemas.microsoft.com/office/drawing/2015/9/8/chartex" xmlns:cx2="http://schemas.microsoft.com/office/drawing/2015/10/21/chartex" xmlns:cx3="http://schemas.microsoft.com/office/drawing/2016/5/9/chartex" xmlns:cx4="http://schemas.microsoft.com/office/drawing/2016/5/10/chartex" xmlns:cx5="http://schemas.microsoft.com/office/drawing/2016/5/11/chartex" xmlns:cx6="http://schemas.microsoft.com/office/drawing/2016/5/12/chartex" xmlns:cx7="http://schemas.microsoft.com/office/drawing/2016/5/13/chartex" xmlns:cx8="http://schemas.microsoft.com/office/drawing/2016/5/14/chartex" xmlns:mc="http://schemas.openxmlformats.org/markup-compatibility/2006" xmlns:aink="http://schemas.microsoft.com/office/drawing/2016/ink" xmlns:am3d="http://schemas.microsoft.com/office/drawing/2017/model3d" xmlns:o="urn:schemas-microsoft-com:office:office" xmlns:oel="http://schemas.microsoft.com/office/2019/extlst" xmlns:r="http://schemas.openxmlformats.org/officeDocument/2006/relationships" xmlns:m="http://schemas.openxmlformats.org/officeDocument/2006/math" xmlns:v="urn:schemas-microsoft-com:vml" xmlns:wp14="http://schemas.microsoft.com/office/word/2010/wordprocessingDrawing" xmlns:wp="http://schemas.openxmlformats.org/drawingml/2006/wordprocessingDrawing" xmlns:w10="urn:schemas-microsoft-com:office:word" xmlns:w="http://schemas.openxmlformats.org/wordprocessingml/2006/main" xmlns:w14="http://schemas.microsoft.com/office/word/2010/wordml" xmlns:w15="http://schemas.microsoft.com/office/word/2012/wordml" xmlns:w16cex="http://schemas.microsoft.com/office/word/2018/wordml/cex" xmlns:w16cid="http://schemas.microsoft.com/office/word/2016/wordml/cid" xmlns:w16="http://schemas.microsoft.com/office/word/2018/wordml" xmlns:w16du="http://schemas.microsoft.com/office/word/2023/wordml/word16du" xmlns:w16sdtdh="http://schemas.microsoft.com/office/word/2020/wordml/sdtdatahash" xmlns:w16se="http://schemas.microsoft.com/office/word/2015/wordml/symex" xmlns:wpg="http://schemas.microsoft.com/office/word/2010/wordprocessingGroup" xmlns:wpi="http://schemas.microsoft.com/office/word/2010/wordprocessingInk" xmlns:wne="http://schemas.microsoft.com/office/word/2006/wordml" xmlns:wps="http://schemas.microsoft.com/office/word/2010/wordprocessingShape" mc:Ignorable="w14 w15 w16se w16cid w16 w16cex w16sdtdh w16du wp14">
-  <w:footnote w:type="separator" w:id="-1">
-    <w:p>
-      <w:pPr>
-        <w:spacing w:after="0" w:line="240" w:lineRule="auto"/>
-      </w:pPr>
-      <w:r>
-        <w:separator/>
-      </w:r>
-    </w:p>
-  </w:footnote>
-  <w:footnote w:type="continuationSeparator" w:id="0">
-    <w:p>
-      <w:pPr>
-        <w:spacing w:after="0" w:line="240" w:lineRule="auto"/>
-      </w:pPr>
-      <w:r>
-        <w:continuationSeparator/>
-      </w:r>
-    </w:p>
-  </w:footnote>
-</w:footnotes>
 </file>
 
 <file path=word/numbering.xml><?xml version="1.0" encoding="utf-8"?>
@@ -1069,31 +2052,31 @@
       </w:rPr>
     </w:lvl>
   </w:abstractNum>
-  <w:num w:numId="1" w16cid:durableId="18087968">
+  <w:num w:numId="1" w16cid:durableId="1527064675">
     <w:abstractNumId w:val="8"/>
   </w:num>
-  <w:num w:numId="2" w16cid:durableId="697655530">
+  <w:num w:numId="2" w16cid:durableId="214974683">
     <w:abstractNumId w:val="6"/>
   </w:num>
-  <w:num w:numId="3" w16cid:durableId="78722929">
+  <w:num w:numId="3" w16cid:durableId="981928221">
     <w:abstractNumId w:val="5"/>
   </w:num>
-  <w:num w:numId="4" w16cid:durableId="84764090">
+  <w:num w:numId="4" w16cid:durableId="1626885714">
     <w:abstractNumId w:val="4"/>
   </w:num>
-  <w:num w:numId="5" w16cid:durableId="323242611">
+  <w:num w:numId="5" w16cid:durableId="743067110">
     <w:abstractNumId w:val="7"/>
   </w:num>
-  <w:num w:numId="6" w16cid:durableId="409085379">
+  <w:num w:numId="6" w16cid:durableId="637538931">
     <w:abstractNumId w:val="3"/>
   </w:num>
-  <w:num w:numId="7" w16cid:durableId="501698644">
+  <w:num w:numId="7" w16cid:durableId="1187015647">
     <w:abstractNumId w:val="2"/>
   </w:num>
-  <w:num w:numId="8" w16cid:durableId="215820333">
+  <w:num w:numId="8" w16cid:durableId="1612321468">
     <w:abstractNumId w:val="1"/>
   </w:num>
-  <w:num w:numId="9" w16cid:durableId="1268074007">
+  <w:num w:numId="9" w16cid:durableId="482889632">
     <w:abstractNumId w:val="0"/>
   </w:num>
 </w:numbering>
